--- a/Files/06 - Yom Tov/19 - Purim/5783/Story Purim 5783/Story Purim 5783.docx
+++ b/Files/06 - Yom Tov/19 - Purim/5783/Story Purim 5783/Story Purim 5783.docx
@@ -39,7 +39,19 @@
         <w:rPr>
           <w:rFonts w:ascii="Times New Roman" w:eastAsia="Times New Roman" w:hAnsi="Times New Roman" w:cs="Times New Roman"/>
         </w:rPr>
-        <w:t xml:space="preserve"> Yaakov Mordecai Greenwald, a </w:t>
+        <w:t xml:space="preserve"> Yaakov Mordec</w:t>
+      </w:r>
+      <w:r>
+        <w:rPr>
+          <w:rFonts w:ascii="Times New Roman" w:eastAsia="Times New Roman" w:hAnsi="Times New Roman" w:cs="Times New Roman"/>
+        </w:rPr>
+        <w:t>h</w:t>
+      </w:r>
+      <w:r>
+        <w:rPr>
+          <w:rFonts w:ascii="Times New Roman" w:eastAsia="Times New Roman" w:hAnsi="Times New Roman" w:cs="Times New Roman"/>
+        </w:rPr>
+        <w:t xml:space="preserve">ai Greenwald, a </w:t>
       </w:r>
       <w:r>
         <w:rPr>
@@ -52,7 +64,143 @@
         <w:rPr>
           <w:rFonts w:ascii="Times New Roman" w:eastAsia="Times New Roman" w:hAnsi="Times New Roman" w:cs="Times New Roman"/>
         </w:rPr>
-        <w:t xml:space="preserve"> rav and a </w:t>
+        <w:t xml:space="preserve"> rav, related the following story, which is quoted by R</w:t>
+      </w:r>
+      <w:r>
+        <w:rPr>
+          <w:rFonts w:ascii="Times New Roman" w:eastAsia="Times New Roman" w:hAnsi="Times New Roman" w:cs="Times New Roman"/>
+        </w:rPr>
+        <w:t>’</w:t>
+      </w:r>
+      <w:r>
+        <w:rPr>
+          <w:rFonts w:ascii="Times New Roman" w:eastAsia="Times New Roman" w:hAnsi="Times New Roman" w:cs="Times New Roman"/>
+        </w:rPr>
+        <w:t xml:space="preserve"> Zilberstein </w:t>
+      </w:r>
+      <w:r>
+        <w:rPr>
+          <w:rFonts w:ascii="Times New Roman" w:eastAsia="Times New Roman" w:hAnsi="Times New Roman" w:cs="Times New Roman"/>
+        </w:rPr>
+        <w:t>in his sefer Veha</w:t>
+      </w:r>
+      <w:r>
+        <w:rPr>
+          <w:rFonts w:ascii="Times New Roman" w:eastAsia="Times New Roman" w:hAnsi="Times New Roman" w:cs="Times New Roman"/>
+        </w:rPr>
+        <w:t>’</w:t>
+      </w:r>
+      <w:r>
+        <w:rPr>
+          <w:rFonts w:ascii="Times New Roman" w:eastAsia="Times New Roman" w:hAnsi="Times New Roman" w:cs="Times New Roman"/>
+        </w:rPr>
+        <w:t>arev Na</w:t>
+      </w:r>
+      <w:r>
+        <w:rPr>
+          <w:rFonts w:ascii="Times New Roman" w:eastAsia="Times New Roman" w:hAnsi="Times New Roman" w:cs="Times New Roman"/>
+        </w:rPr>
+        <w:t xml:space="preserve">. </w:t>
+      </w:r>
+      <w:r>
+        <w:rPr>
+          <w:rFonts w:ascii="Times New Roman" w:eastAsia="Times New Roman" w:hAnsi="Times New Roman" w:cs="Times New Roman"/>
+        </w:rPr>
+        <w:t xml:space="preserve">Today we know that there are many secrets that are hidden in the </w:t>
+      </w:r>
+      <w:r>
+        <w:rPr>
+          <w:rFonts w:ascii="Times New Roman" w:eastAsia="Times New Roman" w:hAnsi="Times New Roman" w:cs="Times New Roman"/>
+          <w:rtl/>
+        </w:rPr>
+        <w:t>תורה</w:t>
+      </w:r>
+      <w:r>
+        <w:rPr>
+          <w:rFonts w:ascii="Times New Roman" w:eastAsia="Times New Roman" w:hAnsi="Times New Roman" w:cs="Times New Roman"/>
+        </w:rPr>
+        <w:t xml:space="preserve">. You have computer ways of printing and looking at the letters. </w:t>
+      </w:r>
+      <w:r>
+        <w:rPr>
+          <w:rFonts w:ascii="Times New Roman" w:eastAsia="Times New Roman" w:hAnsi="Times New Roman" w:cs="Times New Roman"/>
+        </w:rPr>
+        <w:t>W</w:t>
+      </w:r>
+      <w:r>
+        <w:rPr>
+          <w:rFonts w:ascii="Times New Roman" w:eastAsia="Times New Roman" w:hAnsi="Times New Roman" w:cs="Times New Roman"/>
+        </w:rPr>
+        <w:t xml:space="preserve">e know that the </w:t>
+      </w:r>
+      <w:r>
+        <w:rPr>
+          <w:rFonts w:ascii="Times New Roman" w:eastAsia="Times New Roman" w:hAnsi="Times New Roman" w:cs="Times New Roman"/>
+          <w:rtl/>
+        </w:rPr>
+        <w:t>תורה</w:t>
+      </w:r>
+      <w:r>
+        <w:rPr>
+          <w:rFonts w:ascii="Times New Roman" w:eastAsia="Times New Roman" w:hAnsi="Times New Roman" w:cs="Times New Roman"/>
+        </w:rPr>
+        <w:t xml:space="preserve"> is </w:t>
+      </w:r>
+      <w:r>
+        <w:rPr>
+          <w:rFonts w:ascii="Times New Roman" w:eastAsia="Times New Roman" w:hAnsi="Times New Roman" w:cs="Times New Roman" w:hint="cs"/>
+          <w:rtl/>
+        </w:rPr>
+        <w:t>נִצחִיות</w:t>
+      </w:r>
+      <w:r>
+        <w:rPr>
+          <w:rFonts w:ascii="Times New Roman" w:eastAsia="Times New Roman" w:hAnsi="Times New Roman" w:cs="Times New Roman"/>
+        </w:rPr>
+        <w:t xml:space="preserve">. </w:t>
+      </w:r>
+      <w:r>
+        <w:rPr>
+          <w:rFonts w:ascii="Times New Roman" w:eastAsia="Times New Roman" w:hAnsi="Times New Roman" w:cs="Times New Roman"/>
+        </w:rPr>
+        <w:t>Hashem</w:t>
+      </w:r>
+      <w:r>
+        <w:rPr>
+          <w:rFonts w:ascii="Times New Roman" w:eastAsia="Times New Roman" w:hAnsi="Times New Roman" w:cs="Times New Roman"/>
+        </w:rPr>
+        <w:t xml:space="preserve"> has many codes, as it is well known, hidden in the </w:t>
+      </w:r>
+      <w:r>
+        <w:rPr>
+          <w:rFonts w:ascii="Times New Roman" w:eastAsia="Times New Roman" w:hAnsi="Times New Roman" w:cs="Times New Roman"/>
+          <w:rtl/>
+        </w:rPr>
+        <w:t>תורה</w:t>
+      </w:r>
+      <w:r>
+        <w:rPr>
+          <w:rFonts w:ascii="Times New Roman" w:eastAsia="Times New Roman" w:hAnsi="Times New Roman" w:cs="Times New Roman"/>
+        </w:rPr>
+        <w:t xml:space="preserve">. </w:t>
+      </w:r>
+      <w:r>
+        <w:rPr>
+          <w:rFonts w:ascii="Times New Roman" w:eastAsia="Times New Roman" w:hAnsi="Times New Roman" w:cs="Times New Roman"/>
+        </w:rPr>
+        <w:t>Over fifty years ago, there was a famous rav, R</w:t>
+      </w:r>
+      <w:r>
+        <w:rPr>
+          <w:rFonts w:ascii="Times New Roman" w:eastAsia="Times New Roman" w:hAnsi="Times New Roman" w:cs="Times New Roman"/>
+        </w:rPr>
+        <w:t>’</w:t>
+      </w:r>
+      <w:r>
+        <w:rPr>
+          <w:rFonts w:ascii="Times New Roman" w:eastAsia="Times New Roman" w:hAnsi="Times New Roman" w:cs="Times New Roman"/>
+        </w:rPr>
+        <w:t xml:space="preserve"> Michael Dovid Weissmandl, known as the </w:t>
       </w:r>
       <w:r>
         <w:rPr>
@@ -65,26 +213,220 @@
         <w:rPr>
           <w:rFonts w:ascii="Times New Roman" w:eastAsia="Times New Roman" w:hAnsi="Times New Roman" w:cs="Times New Roman"/>
         </w:rPr>
-        <w:t>, related the following story, which is quoted by R</w:t>
-      </w:r>
-      <w:r>
-        <w:rPr>
-          <w:rFonts w:ascii="Times New Roman" w:eastAsia="Times New Roman" w:hAnsi="Times New Roman" w:cs="Times New Roman"/>
-        </w:rPr>
-        <w:t>’</w:t>
-      </w:r>
-      <w:r>
-        <w:rPr>
-          <w:rFonts w:ascii="Times New Roman" w:eastAsia="Times New Roman" w:hAnsi="Times New Roman" w:cs="Times New Roman"/>
-        </w:rPr>
-        <w:t xml:space="preserve"> Zilberstein in his famous </w:t>
-      </w:r>
-      <w:r>
-        <w:rPr>
-          <w:rFonts w:ascii="Times New Roman" w:eastAsia="Times New Roman" w:hAnsi="Times New Roman" w:cs="Times New Roman" w:hint="cs"/>
-          <w:rtl/>
-        </w:rPr>
-        <w:t>ספרים</w:t>
+        <w:t xml:space="preserve"> of the secrets of the </w:t>
+      </w:r>
+      <w:r>
+        <w:rPr>
+          <w:rFonts w:ascii="Times New Roman" w:eastAsia="Times New Roman" w:hAnsi="Times New Roman" w:cs="Times New Roman" w:hint="cs"/>
+          <w:rtl/>
+        </w:rPr>
+        <w:t>תורה</w:t>
+      </w:r>
+      <w:r>
+        <w:rPr>
+          <w:rFonts w:ascii="Times New Roman" w:eastAsia="Times New Roman" w:hAnsi="Times New Roman" w:cs="Times New Roman"/>
+        </w:rPr>
+        <w:t>. He was referred to as the pre-computer - essentially a living computer before such technology even existed. He once shared the following fascinating insight.</w:t>
+      </w:r>
+      <w:r>
+        <w:rPr>
+          <w:rFonts w:ascii="Times New Roman" w:eastAsia="Times New Roman" w:hAnsi="Times New Roman" w:cs="Times New Roman"/>
+        </w:rPr>
+        <w:t xml:space="preserve"> </w:t>
+      </w:r>
+      <w:r>
+        <w:rPr>
+          <w:rFonts w:ascii="Times New Roman" w:eastAsia="Times New Roman" w:hAnsi="Times New Roman" w:cs="Times New Roman"/>
+        </w:rPr>
+        <w:t xml:space="preserve">One </w:t>
+      </w:r>
+      <w:r>
+        <w:rPr>
+          <w:rFonts w:ascii="Times New Roman" w:eastAsia="Times New Roman" w:hAnsi="Times New Roman" w:cs="Times New Roman" w:hint="cs"/>
+          <w:rtl/>
+        </w:rPr>
+        <w:t>פורים</w:t>
+      </w:r>
+      <w:r>
+        <w:rPr>
+          <w:rFonts w:ascii="Times New Roman" w:eastAsia="Times New Roman" w:hAnsi="Times New Roman" w:cs="Times New Roman"/>
+        </w:rPr>
+        <w:t>, R</w:t>
+      </w:r>
+      <w:r>
+        <w:rPr>
+          <w:rFonts w:ascii="Times New Roman" w:eastAsia="Times New Roman" w:hAnsi="Times New Roman" w:cs="Times New Roman"/>
+        </w:rPr>
+        <w:t>’</w:t>
+      </w:r>
+      <w:r>
+        <w:rPr>
+          <w:rFonts w:ascii="Times New Roman" w:eastAsia="Times New Roman" w:hAnsi="Times New Roman" w:cs="Times New Roman"/>
+        </w:rPr>
+        <w:t xml:space="preserve"> Weissmandl approached R</w:t>
+      </w:r>
+      <w:r>
+        <w:rPr>
+          <w:rFonts w:ascii="Times New Roman" w:eastAsia="Times New Roman" w:hAnsi="Times New Roman" w:cs="Times New Roman"/>
+        </w:rPr>
+        <w:t>’</w:t>
+      </w:r>
+      <w:r>
+        <w:rPr>
+          <w:rFonts w:ascii="Times New Roman" w:eastAsia="Times New Roman" w:hAnsi="Times New Roman" w:cs="Times New Roman"/>
+        </w:rPr>
+        <w:t xml:space="preserve"> Greenwald and asked, “Have you ever counted how many letters are in the </w:t>
+      </w:r>
+      <w:r>
+        <w:rPr>
+          <w:rFonts w:ascii="Times New Roman" w:eastAsia="Times New Roman" w:hAnsi="Times New Roman" w:cs="Times New Roman" w:hint="cs"/>
+          <w:rtl/>
+        </w:rPr>
+        <w:t>מגילה</w:t>
+      </w:r>
+      <w:r>
+        <w:rPr>
+          <w:rFonts w:ascii="Times New Roman" w:eastAsia="Times New Roman" w:hAnsi="Times New Roman" w:cs="Times New Roman"/>
+        </w:rPr>
+        <w:t>?” R</w:t>
+      </w:r>
+      <w:r>
+        <w:rPr>
+          <w:rFonts w:ascii="Times New Roman" w:eastAsia="Times New Roman" w:hAnsi="Times New Roman" w:cs="Times New Roman"/>
+        </w:rPr>
+        <w:t>’</w:t>
+      </w:r>
+      <w:r>
+        <w:rPr>
+          <w:rFonts w:ascii="Times New Roman" w:eastAsia="Times New Roman" w:hAnsi="Times New Roman" w:cs="Times New Roman"/>
+        </w:rPr>
+        <w:t xml:space="preserve"> Greenwald admitted, “I have no idea.” R</w:t>
+      </w:r>
+      <w:r>
+        <w:rPr>
+          <w:rFonts w:ascii="Times New Roman" w:eastAsia="Times New Roman" w:hAnsi="Times New Roman" w:cs="Times New Roman"/>
+        </w:rPr>
+        <w:t>’</w:t>
+      </w:r>
+      <w:r>
+        <w:rPr>
+          <w:rFonts w:ascii="Times New Roman" w:eastAsia="Times New Roman" w:hAnsi="Times New Roman" w:cs="Times New Roman"/>
+        </w:rPr>
+        <w:t xml:space="preserve"> Weissmandl responded, “There are 12,196 letters in the </w:t>
+      </w:r>
+      <w:r>
+        <w:rPr>
+          <w:rFonts w:ascii="Times New Roman" w:eastAsia="Times New Roman" w:hAnsi="Times New Roman" w:cs="Times New Roman" w:hint="cs"/>
+          <w:rtl/>
+        </w:rPr>
+        <w:t>מגילה</w:t>
+      </w:r>
+      <w:r>
+        <w:rPr>
+          <w:rFonts w:ascii="Times New Roman" w:eastAsia="Times New Roman" w:hAnsi="Times New Roman" w:cs="Times New Roman"/>
+        </w:rPr>
+        <w:t>.” R</w:t>
+      </w:r>
+      <w:r>
+        <w:rPr>
+          <w:rFonts w:ascii="Times New Roman" w:eastAsia="Times New Roman" w:hAnsi="Times New Roman" w:cs="Times New Roman"/>
+        </w:rPr>
+        <w:t>’</w:t>
+      </w:r>
+      <w:r>
+        <w:rPr>
+          <w:rFonts w:ascii="Times New Roman" w:eastAsia="Times New Roman" w:hAnsi="Times New Roman" w:cs="Times New Roman"/>
+        </w:rPr>
+        <w:t xml:space="preserve"> Greenwald asked, “So what do you do with that information?” R</w:t>
+      </w:r>
+      <w:r>
+        <w:rPr>
+          <w:rFonts w:ascii="Times New Roman" w:eastAsia="Times New Roman" w:hAnsi="Times New Roman" w:cs="Times New Roman"/>
+        </w:rPr>
+        <w:t>’</w:t>
+      </w:r>
+      <w:r>
+        <w:rPr>
+          <w:rFonts w:ascii="Times New Roman" w:eastAsia="Times New Roman" w:hAnsi="Times New Roman" w:cs="Times New Roman"/>
+        </w:rPr>
+        <w:t xml:space="preserve"> Weissmandl said, “Bring me a </w:t>
+      </w:r>
+      <w:r>
+        <w:rPr>
+          <w:rFonts w:ascii="Times New Roman" w:eastAsia="Times New Roman" w:hAnsi="Times New Roman" w:cs="Times New Roman" w:hint="cs"/>
+          <w:rtl/>
+        </w:rPr>
+        <w:t>חומש</w:t>
+      </w:r>
+      <w:r>
+        <w:rPr>
+          <w:rFonts w:ascii="Times New Roman" w:eastAsia="Times New Roman" w:hAnsi="Times New Roman" w:cs="Times New Roman"/>
+        </w:rPr>
+        <w:t xml:space="preserve">. Let me show you something. Start counting from the first </w:t>
+      </w:r>
+      <w:r>
+        <w:rPr>
+          <w:rFonts w:ascii="Times New Roman" w:eastAsia="Times New Roman" w:hAnsi="Times New Roman" w:cs="Times New Roman" w:hint="cs"/>
+          <w:rtl/>
+        </w:rPr>
+        <w:t>א</w:t>
+      </w:r>
+      <w:r>
+        <w:rPr>
+          <w:rFonts w:ascii="Times New Roman" w:eastAsia="Times New Roman" w:hAnsi="Times New Roman" w:cs="Times New Roman"/>
+        </w:rPr>
+        <w:t xml:space="preserve"> in the </w:t>
+      </w:r>
+      <w:r>
+        <w:rPr>
+          <w:rFonts w:ascii="Times New Roman" w:eastAsia="Times New Roman" w:hAnsi="Times New Roman" w:cs="Times New Roman" w:hint="cs"/>
+          <w:rtl/>
+        </w:rPr>
+        <w:t>תורה</w:t>
+      </w:r>
+      <w:r>
+        <w:rPr>
+          <w:rFonts w:ascii="Times New Roman" w:eastAsia="Times New Roman" w:hAnsi="Times New Roman" w:cs="Times New Roman"/>
+        </w:rPr>
+        <w:t xml:space="preserve">, which appears in </w:t>
+      </w:r>
+      <w:r>
+        <w:rPr>
+          <w:rFonts w:ascii="Times New Roman" w:eastAsia="Times New Roman" w:hAnsi="Times New Roman" w:cs="Times New Roman" w:hint="cs"/>
+          <w:rtl/>
+        </w:rPr>
+        <w:t>בְּרֵאשִׁית</w:t>
+      </w:r>
+      <w:r>
+        <w:rPr>
+          <w:rFonts w:ascii="Times New Roman" w:eastAsia="Times New Roman" w:hAnsi="Times New Roman" w:cs="Times New Roman"/>
+        </w:rPr>
+        <w:t>. Count 12,196 letters forward. What letter do you land on?</w:t>
+      </w:r>
+      <w:r>
+        <w:rPr>
+          <w:rFonts w:ascii="Times New Roman" w:eastAsia="Times New Roman" w:hAnsi="Times New Roman" w:cs="Times New Roman"/>
+        </w:rPr>
+        <w:t xml:space="preserve"> </w:t>
+      </w:r>
+      <w:r>
+        <w:rPr>
+          <w:rFonts w:ascii="Times New Roman" w:eastAsia="Times New Roman" w:hAnsi="Times New Roman" w:cs="Times New Roman"/>
+        </w:rPr>
+        <w:t>It</w:t>
+      </w:r>
+      <w:r>
+        <w:rPr>
+          <w:rFonts w:ascii="Times New Roman" w:eastAsia="Times New Roman" w:hAnsi="Times New Roman" w:cs="Times New Roman"/>
+        </w:rPr>
+        <w:t xml:space="preserve"> will be a </w:t>
+      </w:r>
+      <w:r>
+        <w:rPr>
+          <w:rFonts w:ascii="Times New Roman" w:eastAsia="Times New Roman" w:hAnsi="Times New Roman" w:cs="Times New Roman"/>
+          <w:rtl/>
+        </w:rPr>
+        <w:t>ס</w:t>
       </w:r>
       <w:r>
         <w:rPr>
@@ -96,7 +438,499 @@
         <w:rPr>
           <w:rFonts w:ascii="Times New Roman" w:eastAsia="Times New Roman" w:hAnsi="Times New Roman" w:cs="Times New Roman"/>
         </w:rPr>
-        <w:t xml:space="preserve">Today we know that there are many secrets that are hidden in the </w:t>
+        <w:t>C</w:t>
+      </w:r>
+      <w:r>
+        <w:rPr>
+          <w:rFonts w:ascii="Times New Roman" w:eastAsia="Times New Roman" w:hAnsi="Times New Roman" w:cs="Times New Roman"/>
+        </w:rPr>
+        <w:t>ount</w:t>
+      </w:r>
+      <w:r>
+        <w:rPr>
+          <w:rFonts w:ascii="Times New Roman" w:eastAsia="Times New Roman" w:hAnsi="Times New Roman" w:cs="Times New Roman"/>
+        </w:rPr>
+        <w:t xml:space="preserve"> </w:t>
+      </w:r>
+      <w:r>
+        <w:rPr>
+          <w:rFonts w:ascii="Times New Roman" w:eastAsia="Times New Roman" w:hAnsi="Times New Roman" w:cs="Times New Roman"/>
+        </w:rPr>
+        <w:t>another 12,196 letters, and you</w:t>
+      </w:r>
+      <w:r>
+        <w:rPr>
+          <w:rFonts w:ascii="Times New Roman" w:eastAsia="Times New Roman" w:hAnsi="Times New Roman" w:cs="Times New Roman"/>
+        </w:rPr>
+        <w:t>’</w:t>
+      </w:r>
+      <w:r>
+        <w:rPr>
+          <w:rFonts w:ascii="Times New Roman" w:eastAsia="Times New Roman" w:hAnsi="Times New Roman" w:cs="Times New Roman"/>
+        </w:rPr>
+        <w:t xml:space="preserve">ll get a </w:t>
+      </w:r>
+      <w:r>
+        <w:rPr>
+          <w:rFonts w:ascii="Times New Roman" w:eastAsia="Times New Roman" w:hAnsi="Times New Roman" w:cs="Times New Roman"/>
+          <w:rtl/>
+        </w:rPr>
+        <w:t>ת</w:t>
+      </w:r>
+      <w:r>
+        <w:rPr>
+          <w:rFonts w:ascii="Times New Roman" w:eastAsia="Times New Roman" w:hAnsi="Times New Roman" w:cs="Times New Roman"/>
+        </w:rPr>
+        <w:t xml:space="preserve">. Count another 12,196, you get a </w:t>
+      </w:r>
+      <w:r>
+        <w:rPr>
+          <w:rFonts w:ascii="Times New Roman" w:eastAsia="Times New Roman" w:hAnsi="Times New Roman" w:cs="Times New Roman"/>
+          <w:rtl/>
+        </w:rPr>
+        <w:t>ר</w:t>
+      </w:r>
+      <w:r>
+        <w:rPr>
+          <w:rFonts w:ascii="Times New Roman" w:eastAsia="Times New Roman" w:hAnsi="Times New Roman" w:cs="Times New Roman"/>
+        </w:rPr>
+        <w:t>. That</w:t>
+      </w:r>
+      <w:r>
+        <w:rPr>
+          <w:rFonts w:ascii="Times New Roman" w:eastAsia="Times New Roman" w:hAnsi="Times New Roman" w:cs="Times New Roman"/>
+        </w:rPr>
+        <w:t>’</w:t>
+      </w:r>
+      <w:r>
+        <w:rPr>
+          <w:rFonts w:ascii="Times New Roman" w:eastAsia="Times New Roman" w:hAnsi="Times New Roman" w:cs="Times New Roman"/>
+        </w:rPr>
+        <w:t xml:space="preserve">s the name of </w:t>
+      </w:r>
+      <w:r>
+        <w:rPr>
+          <w:rFonts w:ascii="Times New Roman" w:eastAsia="Times New Roman" w:hAnsi="Times New Roman" w:cs="Times New Roman"/>
+          <w:rtl/>
+        </w:rPr>
+        <w:t>אסתר</w:t>
+      </w:r>
+      <w:r>
+        <w:rPr>
+          <w:rFonts w:ascii="Times New Roman" w:eastAsia="Times New Roman" w:hAnsi="Times New Roman" w:cs="Times New Roman"/>
+        </w:rPr>
+        <w:t>.”</w:t>
+      </w:r>
+      <w:r>
+        <w:rPr>
+          <w:rFonts w:ascii="Times New Roman" w:eastAsia="Times New Roman" w:hAnsi="Times New Roman" w:cs="Times New Roman"/>
+        </w:rPr>
+        <w:t xml:space="preserve"> </w:t>
+      </w:r>
+      <w:r>
+        <w:rPr>
+          <w:rFonts w:ascii="Times New Roman" w:eastAsia="Times New Roman" w:hAnsi="Times New Roman" w:cs="Times New Roman"/>
+        </w:rPr>
+        <w:t>R</w:t>
+      </w:r>
+      <w:r>
+        <w:rPr>
+          <w:rFonts w:ascii="Times New Roman" w:eastAsia="Times New Roman" w:hAnsi="Times New Roman" w:cs="Times New Roman"/>
+        </w:rPr>
+        <w:t>’</w:t>
+      </w:r>
+      <w:r>
+        <w:rPr>
+          <w:rFonts w:ascii="Times New Roman" w:eastAsia="Times New Roman" w:hAnsi="Times New Roman" w:cs="Times New Roman"/>
+        </w:rPr>
+        <w:t xml:space="preserve"> Greenwald was amazed. Jokingly, he asked, “And what about </w:t>
+      </w:r>
+      <w:r>
+        <w:rPr>
+          <w:rFonts w:ascii="Times New Roman" w:eastAsia="Times New Roman" w:hAnsi="Times New Roman" w:cs="Times New Roman" w:hint="cs"/>
+          <w:rtl/>
+        </w:rPr>
+        <w:t>מרדכי</w:t>
+      </w:r>
+      <w:r>
+        <w:rPr>
+          <w:rFonts w:ascii="Times New Roman" w:eastAsia="Times New Roman" w:hAnsi="Times New Roman" w:cs="Times New Roman"/>
+        </w:rPr>
+        <w:t xml:space="preserve">? We found </w:t>
+      </w:r>
+      <w:r>
+        <w:rPr>
+          <w:rFonts w:ascii="Times New Roman" w:eastAsia="Times New Roman" w:hAnsi="Times New Roman" w:cs="Times New Roman" w:hint="cs"/>
+          <w:rtl/>
+        </w:rPr>
+        <w:t>אסתר</w:t>
+      </w:r>
+      <w:r>
+        <w:rPr>
+          <w:rFonts w:ascii="Times New Roman" w:eastAsia="Times New Roman" w:hAnsi="Times New Roman" w:cs="Times New Roman"/>
+        </w:rPr>
+        <w:t xml:space="preserve"> - where is </w:t>
+      </w:r>
+      <w:r>
+        <w:rPr>
+          <w:rFonts w:ascii="Times New Roman" w:eastAsia="Times New Roman" w:hAnsi="Times New Roman" w:cs="Times New Roman" w:hint="cs"/>
+          <w:rtl/>
+        </w:rPr>
+        <w:t>מרדכי</w:t>
+      </w:r>
+      <w:r>
+        <w:rPr>
+          <w:rFonts w:ascii="Times New Roman" w:eastAsia="Times New Roman" w:hAnsi="Times New Roman" w:cs="Times New Roman"/>
+        </w:rPr>
+        <w:t>?” R</w:t>
+      </w:r>
+      <w:r>
+        <w:rPr>
+          <w:rFonts w:ascii="Times New Roman" w:eastAsia="Times New Roman" w:hAnsi="Times New Roman" w:cs="Times New Roman"/>
+        </w:rPr>
+        <w:t>’</w:t>
+      </w:r>
+      <w:r>
+        <w:rPr>
+          <w:rFonts w:ascii="Times New Roman" w:eastAsia="Times New Roman" w:hAnsi="Times New Roman" w:cs="Times New Roman"/>
+        </w:rPr>
+        <w:t xml:space="preserve"> Weissmandl smiled and said, “Check with me next year.”</w:t>
+      </w:r>
+      <w:r>
+        <w:rPr>
+          <w:rFonts w:ascii="Times New Roman" w:eastAsia="Times New Roman" w:hAnsi="Times New Roman" w:cs="Times New Roman"/>
+        </w:rPr>
+        <w:t xml:space="preserve"> The following year, </w:t>
+      </w:r>
+      <w:r>
+        <w:rPr>
+          <w:rFonts w:ascii="Times New Roman" w:eastAsia="Times New Roman" w:hAnsi="Times New Roman" w:cs="Times New Roman"/>
+        </w:rPr>
+        <w:t>R</w:t>
+      </w:r>
+      <w:r>
+        <w:rPr>
+          <w:rFonts w:ascii="Times New Roman" w:eastAsia="Times New Roman" w:hAnsi="Times New Roman" w:cs="Times New Roman"/>
+        </w:rPr>
+        <w:t>’</w:t>
+      </w:r>
+      <w:r>
+        <w:rPr>
+          <w:rFonts w:ascii="Times New Roman" w:eastAsia="Times New Roman" w:hAnsi="Times New Roman" w:cs="Times New Roman"/>
+        </w:rPr>
+        <w:t xml:space="preserve"> Greenwald</w:t>
+      </w:r>
+      <w:r>
+        <w:rPr>
+          <w:rFonts w:ascii="Times New Roman" w:eastAsia="Times New Roman" w:hAnsi="Times New Roman" w:cs="Times New Roman"/>
+        </w:rPr>
+        <w:t xml:space="preserve"> </w:t>
+      </w:r>
+      <w:r>
+        <w:rPr>
+          <w:rFonts w:ascii="Times New Roman" w:eastAsia="Times New Roman" w:hAnsi="Times New Roman" w:cs="Times New Roman"/>
+        </w:rPr>
+        <w:t xml:space="preserve">came to </w:t>
+      </w:r>
+      <w:r>
+        <w:rPr>
+          <w:rFonts w:ascii="Times New Roman" w:eastAsia="Times New Roman" w:hAnsi="Times New Roman" w:cs="Times New Roman"/>
+        </w:rPr>
+        <w:t>R</w:t>
+      </w:r>
+      <w:r>
+        <w:rPr>
+          <w:rFonts w:ascii="Times New Roman" w:eastAsia="Times New Roman" w:hAnsi="Times New Roman" w:cs="Times New Roman"/>
+        </w:rPr>
+        <w:t>’</w:t>
+      </w:r>
+      <w:r>
+        <w:rPr>
+          <w:rFonts w:ascii="Times New Roman" w:eastAsia="Times New Roman" w:hAnsi="Times New Roman" w:cs="Times New Roman"/>
+        </w:rPr>
+        <w:t xml:space="preserve"> Weissmandl and </w:t>
+      </w:r>
+      <w:r>
+        <w:rPr>
+          <w:rFonts w:ascii="Times New Roman" w:eastAsia="Times New Roman" w:hAnsi="Times New Roman" w:cs="Times New Roman"/>
+        </w:rPr>
+        <w:t xml:space="preserve">greeted him with, </w:t>
+      </w:r>
+      <w:r>
+        <w:rPr>
+          <w:rFonts w:ascii="Times New Roman" w:eastAsia="Times New Roman" w:hAnsi="Times New Roman" w:cs="Times New Roman"/>
+        </w:rPr>
+        <w:t>“W</w:t>
+      </w:r>
+      <w:r>
+        <w:rPr>
+          <w:rFonts w:ascii="Times New Roman" w:eastAsia="Times New Roman" w:hAnsi="Times New Roman" w:cs="Times New Roman"/>
+        </w:rPr>
+        <w:t xml:space="preserve">here is </w:t>
+      </w:r>
+      <w:r>
+        <w:rPr>
+          <w:rFonts w:ascii="Times New Roman" w:eastAsia="Times New Roman" w:hAnsi="Times New Roman" w:cs="Times New Roman"/>
+          <w:rtl/>
+        </w:rPr>
+        <w:t>מרדכי</w:t>
+      </w:r>
+      <w:r>
+        <w:rPr>
+          <w:rFonts w:ascii="Times New Roman" w:eastAsia="Times New Roman" w:hAnsi="Times New Roman" w:cs="Times New Roman"/>
+        </w:rPr>
+        <w:t>?</w:t>
+      </w:r>
+      <w:r>
+        <w:rPr>
+          <w:rFonts w:ascii="Times New Roman" w:eastAsia="Times New Roman" w:hAnsi="Times New Roman" w:cs="Times New Roman"/>
+        </w:rPr>
+        <w:t>”</w:t>
+      </w:r>
+      <w:r>
+        <w:rPr>
+          <w:rFonts w:ascii="Times New Roman" w:eastAsia="Times New Roman" w:hAnsi="Times New Roman" w:cs="Times New Roman"/>
+        </w:rPr>
+        <w:t xml:space="preserve"> </w:t>
+      </w:r>
+      <w:r>
+        <w:rPr>
+          <w:rFonts w:ascii="Times New Roman" w:eastAsia="Times New Roman" w:hAnsi="Times New Roman" w:cs="Times New Roman"/>
+        </w:rPr>
+        <w:t>R</w:t>
+      </w:r>
+      <w:r>
+        <w:rPr>
+          <w:rFonts w:ascii="Times New Roman" w:eastAsia="Times New Roman" w:hAnsi="Times New Roman" w:cs="Times New Roman"/>
+        </w:rPr>
+        <w:t>’</w:t>
+      </w:r>
+      <w:r>
+        <w:rPr>
+          <w:rFonts w:ascii="Times New Roman" w:eastAsia="Times New Roman" w:hAnsi="Times New Roman" w:cs="Times New Roman"/>
+        </w:rPr>
+        <w:t xml:space="preserve"> Weissmandl</w:t>
+      </w:r>
+      <w:r>
+        <w:rPr>
+          <w:rFonts w:ascii="Times New Roman" w:eastAsia="Times New Roman" w:hAnsi="Times New Roman" w:cs="Times New Roman"/>
+        </w:rPr>
+        <w:t xml:space="preserve"> </w:t>
+      </w:r>
+      <w:r>
+        <w:rPr>
+          <w:rFonts w:ascii="Times New Roman" w:eastAsia="Times New Roman" w:hAnsi="Times New Roman" w:cs="Times New Roman"/>
+        </w:rPr>
+        <w:t>said</w:t>
+      </w:r>
+      <w:r>
+        <w:rPr>
+          <w:rFonts w:ascii="Times New Roman" w:eastAsia="Times New Roman" w:hAnsi="Times New Roman" w:cs="Times New Roman"/>
+        </w:rPr>
+        <w:t xml:space="preserve">, </w:t>
+      </w:r>
+      <w:r>
+        <w:rPr>
+          <w:rFonts w:ascii="Times New Roman" w:eastAsia="Times New Roman" w:hAnsi="Times New Roman" w:cs="Times New Roman"/>
+        </w:rPr>
+        <w:t>“</w:t>
+      </w:r>
+      <w:r>
+        <w:rPr>
+          <w:rFonts w:ascii="Times New Roman" w:eastAsia="Times New Roman" w:hAnsi="Times New Roman" w:cs="Times New Roman"/>
+        </w:rPr>
+        <w:t xml:space="preserve">I found the </w:t>
+      </w:r>
+      <w:r>
+        <w:rPr>
+          <w:rFonts w:ascii="Times New Roman" w:eastAsia="Times New Roman" w:hAnsi="Times New Roman" w:cs="Times New Roman"/>
+          <w:rtl/>
+        </w:rPr>
+        <w:t>רמז</w:t>
+      </w:r>
+      <w:r>
+        <w:rPr>
+          <w:rFonts w:ascii="Times New Roman" w:eastAsia="Times New Roman" w:hAnsi="Times New Roman" w:cs="Times New Roman"/>
+        </w:rPr>
+        <w:t xml:space="preserve"> from </w:t>
+      </w:r>
+      <w:r>
+        <w:rPr>
+          <w:rFonts w:ascii="Times New Roman" w:eastAsia="Times New Roman" w:hAnsi="Times New Roman" w:cs="Times New Roman"/>
+          <w:rtl/>
+        </w:rPr>
+        <w:t>מרדכי</w:t>
+      </w:r>
+      <w:r>
+        <w:rPr>
+          <w:rFonts w:ascii="Times New Roman" w:eastAsia="Times New Roman" w:hAnsi="Times New Roman" w:cs="Times New Roman"/>
+        </w:rPr>
+        <w:t xml:space="preserve"> as well. </w:t>
+      </w:r>
+      <w:r>
+        <w:rPr>
+          <w:rFonts w:ascii="Times New Roman" w:eastAsia="Times New Roman" w:hAnsi="Times New Roman" w:cs="Times New Roman"/>
+          <w:rtl/>
+        </w:rPr>
+        <w:t>חז"ל</w:t>
+      </w:r>
+      <w:r>
+        <w:rPr>
+          <w:rFonts w:ascii="Times New Roman" w:eastAsia="Times New Roman" w:hAnsi="Times New Roman" w:cs="Times New Roman"/>
+        </w:rPr>
+        <w:t xml:space="preserve"> say in</w:t>
+      </w:r>
+      <w:r>
+        <w:rPr>
+          <w:rFonts w:ascii="Times New Roman" w:eastAsia="Times New Roman" w:hAnsi="Times New Roman" w:cs="Times New Roman"/>
+        </w:rPr>
+        <w:t xml:space="preserve"> (</w:t>
+      </w:r>
+      <w:r>
+        <w:rPr>
+          <w:rFonts w:ascii="Times New Roman" w:eastAsia="Times New Roman" w:hAnsi="Times New Roman" w:cs="Times New Roman" w:hint="cs"/>
+          <w:rtl/>
+        </w:rPr>
+        <w:t>קל</w:t>
+      </w:r>
+      <w:r>
+        <w:rPr>
+          <w:rFonts w:ascii="Times New Roman" w:eastAsia="Times New Roman" w:hAnsi="Times New Roman" w:cs="Times New Roman"/>
+          <w:rtl/>
+        </w:rPr>
+        <w:t>"</w:t>
+      </w:r>
+      <w:r>
+        <w:rPr>
+          <w:rFonts w:ascii="Times New Roman" w:eastAsia="Times New Roman" w:hAnsi="Times New Roman" w:cs="Times New Roman" w:hint="cs"/>
+          <w:rtl/>
+        </w:rPr>
+        <w:t>ט</w:t>
+      </w:r>
+      <w:r>
+        <w:rPr>
+          <w:rFonts w:ascii="Times New Roman" w:eastAsia="Times New Roman" w:hAnsi="Times New Roman" w:cs="Times New Roman"/>
+        </w:rPr>
+        <w:t xml:space="preserve"> </w:t>
+      </w:r>
+      <w:r>
+        <w:rPr>
+          <w:rFonts w:ascii="Times New Roman" w:eastAsia="Times New Roman" w:hAnsi="Times New Roman" w:cs="Times New Roman"/>
+          <w:rtl/>
+        </w:rPr>
+        <w:t>דף</w:t>
+      </w:r>
+      <w:r>
+        <w:rPr>
+          <w:rFonts w:ascii="Times New Roman" w:eastAsia="Times New Roman" w:hAnsi="Times New Roman" w:cs="Times New Roman"/>
+        </w:rPr>
+        <w:t>)</w:t>
+      </w:r>
+      <w:r>
+        <w:rPr>
+          <w:rFonts w:ascii="Times New Roman" w:eastAsia="Times New Roman" w:hAnsi="Times New Roman" w:cs="Times New Roman"/>
+        </w:rPr>
+        <w:t xml:space="preserve"> </w:t>
+      </w:r>
+      <w:r>
+        <w:rPr>
+          <w:rFonts w:ascii="Times New Roman" w:eastAsia="Times New Roman" w:hAnsi="Times New Roman" w:cs="Times New Roman"/>
+          <w:rtl/>
+        </w:rPr>
+        <w:t>חולין</w:t>
+      </w:r>
+      <w:r>
+        <w:rPr>
+          <w:rFonts w:ascii="Times New Roman" w:eastAsia="Times New Roman" w:hAnsi="Times New Roman" w:cs="Times New Roman"/>
+        </w:rPr>
+        <w:t xml:space="preserve"> </w:t>
+      </w:r>
+      <w:r>
+        <w:rPr>
+          <w:rFonts w:ascii="Times New Roman" w:eastAsia="Times New Roman" w:hAnsi="Times New Roman" w:cs="Times New Roman"/>
+          <w:rtl/>
+        </w:rPr>
+        <w:t>מסכת</w:t>
+      </w:r>
+      <w:r>
+        <w:rPr>
+          <w:rFonts w:ascii="Times New Roman" w:eastAsia="Times New Roman" w:hAnsi="Times New Roman" w:cs="Times New Roman"/>
+        </w:rPr>
+        <w:t xml:space="preserve">, </w:t>
+      </w:r>
+      <w:r>
+        <w:rPr>
+          <w:rFonts w:ascii="Times New Roman" w:eastAsia="Times New Roman" w:hAnsi="Times New Roman" w:cs="Times New Roman" w:hint="cs"/>
+          <w:rtl/>
+        </w:rPr>
+        <w:t>מרדכי</w:t>
+      </w:r>
+      <w:r>
+        <w:rPr>
+          <w:rFonts w:ascii="Times New Roman" w:eastAsia="Times New Roman" w:hAnsi="Times New Roman" w:cs="Times New Roman"/>
+          <w:rtl/>
+        </w:rPr>
+        <w:t xml:space="preserve"> </w:t>
+      </w:r>
+      <w:r>
+        <w:rPr>
+          <w:rFonts w:ascii="Times New Roman" w:eastAsia="Times New Roman" w:hAnsi="Times New Roman" w:cs="Times New Roman" w:hint="cs"/>
+          <w:rtl/>
+        </w:rPr>
+        <w:t>מן</w:t>
+      </w:r>
+      <w:r>
+        <w:rPr>
+          <w:rFonts w:ascii="Times New Roman" w:eastAsia="Times New Roman" w:hAnsi="Times New Roman" w:cs="Times New Roman"/>
+          <w:rtl/>
+        </w:rPr>
+        <w:t xml:space="preserve"> </w:t>
+      </w:r>
+      <w:r>
+        <w:rPr>
+          <w:rFonts w:ascii="Times New Roman" w:eastAsia="Times New Roman" w:hAnsi="Times New Roman" w:cs="Times New Roman" w:hint="cs"/>
+          <w:rtl/>
+        </w:rPr>
+        <w:t>התורה</w:t>
+      </w:r>
+      <w:r>
+        <w:rPr>
+          <w:rFonts w:ascii="Times New Roman" w:eastAsia="Times New Roman" w:hAnsi="Times New Roman" w:cs="Times New Roman"/>
+          <w:rtl/>
+        </w:rPr>
+        <w:t xml:space="preserve"> </w:t>
+      </w:r>
+      <w:r>
+        <w:rPr>
+          <w:rFonts w:ascii="Times New Roman" w:eastAsia="Times New Roman" w:hAnsi="Times New Roman" w:cs="Times New Roman" w:hint="cs"/>
+          <w:rtl/>
+        </w:rPr>
+        <w:t>מנין</w:t>
+      </w:r>
+      <w:r>
+        <w:rPr>
+          <w:rFonts w:ascii="Times New Roman" w:eastAsia="Times New Roman" w:hAnsi="Times New Roman" w:cs="Times New Roman"/>
+        </w:rPr>
+        <w:t>? -</w:t>
+      </w:r>
+      <w:r>
+        <w:rPr>
+          <w:rFonts w:ascii="Times New Roman" w:eastAsia="Times New Roman" w:hAnsi="Times New Roman" w:cs="Times New Roman"/>
+        </w:rPr>
+        <w:t xml:space="preserve"> Where can we find </w:t>
+      </w:r>
+      <w:r>
+        <w:rPr>
+          <w:rFonts w:ascii="Times New Roman" w:eastAsia="Times New Roman" w:hAnsi="Times New Roman" w:cs="Times New Roman"/>
+          <w:rtl/>
+        </w:rPr>
+        <w:t>מרדכי</w:t>
+      </w:r>
+      <w:r>
+        <w:rPr>
+          <w:rFonts w:ascii="Times New Roman" w:eastAsia="Times New Roman" w:hAnsi="Times New Roman" w:cs="Times New Roman"/>
+        </w:rPr>
+        <w:t xml:space="preserve"> in the </w:t>
       </w:r>
       <w:r>
         <w:rPr>
@@ -109,27 +943,155 @@
         <w:rPr>
           <w:rFonts w:ascii="Times New Roman" w:eastAsia="Times New Roman" w:hAnsi="Times New Roman" w:cs="Times New Roman"/>
         </w:rPr>
-        <w:t xml:space="preserve">. You have computer ways of printing and looking at the letters. And we know that the </w:t>
-      </w:r>
-      <w:r>
-        <w:rPr>
-          <w:rFonts w:ascii="Times New Roman" w:eastAsia="Times New Roman" w:hAnsi="Times New Roman" w:cs="Times New Roman"/>
-          <w:rtl/>
-        </w:rPr>
-        <w:t>תורה</w:t>
-      </w:r>
-      <w:r>
-        <w:rPr>
-          <w:rFonts w:ascii="Times New Roman" w:eastAsia="Times New Roman" w:hAnsi="Times New Roman" w:cs="Times New Roman"/>
-        </w:rPr>
-        <w:t xml:space="preserve"> is </w:t>
-      </w:r>
-      <w:r>
-        <w:rPr>
-          <w:rFonts w:ascii="Times New Roman" w:eastAsia="Times New Roman" w:hAnsi="Times New Roman" w:cs="Times New Roman" w:hint="cs"/>
-          <w:rtl/>
-        </w:rPr>
-        <w:t>נִצחִיות</w:t>
+        <w:t xml:space="preserve">? </w:t>
+      </w:r>
+      <w:r>
+        <w:rPr>
+          <w:rFonts w:ascii="Times New Roman" w:eastAsia="Times New Roman" w:hAnsi="Times New Roman" w:cs="Times New Roman"/>
+        </w:rPr>
+        <w:t>The</w:t>
+      </w:r>
+      <w:r>
+        <w:rPr>
+          <w:rFonts w:ascii="Times New Roman" w:eastAsia="Times New Roman" w:hAnsi="Times New Roman" w:cs="Times New Roman"/>
+        </w:rPr>
+        <w:t xml:space="preserve"> </w:t>
+      </w:r>
+      <w:r>
+        <w:rPr>
+          <w:rFonts w:ascii="Times New Roman" w:eastAsia="Times New Roman" w:hAnsi="Times New Roman" w:cs="Times New Roman"/>
+          <w:rtl/>
+        </w:rPr>
+        <w:t>פסוק</w:t>
+      </w:r>
+      <w:r>
+        <w:rPr>
+          <w:rFonts w:ascii="Times New Roman" w:eastAsia="Times New Roman" w:hAnsi="Times New Roman" w:cs="Times New Roman"/>
+        </w:rPr>
+        <w:t xml:space="preserve"> says in</w:t>
+      </w:r>
+      <w:r>
+        <w:rPr>
+          <w:rFonts w:ascii="Times New Roman" w:eastAsia="Times New Roman" w:hAnsi="Times New Roman" w:cs="Times New Roman"/>
+        </w:rPr>
+        <w:t xml:space="preserve"> </w:t>
+      </w:r>
+      <w:r>
+        <w:rPr>
+          <w:rFonts w:ascii="Times New Roman" w:hAnsi="Times New Roman" w:cs="Times New Roman" w:hint="cs"/>
+          <w:rtl/>
+        </w:rPr>
+        <w:t xml:space="preserve"> </w:t>
+      </w:r>
+      <w:r>
+        <w:rPr>
+          <w:rFonts w:ascii="Times New Roman" w:eastAsia="Times New Roman" w:hAnsi="Times New Roman" w:cs="Times New Roman" w:hint="cs"/>
+          <w:rtl/>
+        </w:rPr>
+        <w:t>פרשת</w:t>
+      </w:r>
+      <w:r>
+        <w:rPr>
+          <w:rFonts w:ascii="Times New Roman" w:eastAsia="Times New Roman" w:hAnsi="Times New Roman" w:cs="Times New Roman"/>
+          <w:rtl/>
+        </w:rPr>
+        <w:t xml:space="preserve"> </w:t>
+      </w:r>
+      <w:r>
+        <w:rPr>
+          <w:rFonts w:ascii="Times New Roman" w:eastAsia="Times New Roman" w:hAnsi="Times New Roman" w:cs="Times New Roman" w:hint="cs"/>
+          <w:rtl/>
+        </w:rPr>
+        <w:t>כי</w:t>
+      </w:r>
+      <w:r>
+        <w:rPr>
+          <w:rFonts w:ascii="Times New Roman" w:eastAsia="Times New Roman" w:hAnsi="Times New Roman" w:cs="Times New Roman"/>
+          <w:rtl/>
+        </w:rPr>
+        <w:t xml:space="preserve"> </w:t>
+      </w:r>
+      <w:r>
+        <w:rPr>
+          <w:rFonts w:ascii="Times New Roman" w:eastAsia="Times New Roman" w:hAnsi="Times New Roman" w:cs="Times New Roman" w:hint="cs"/>
+          <w:rtl/>
+        </w:rPr>
+        <w:t>תשא</w:t>
+      </w:r>
+      <w:r>
+        <w:rPr>
+          <w:rFonts w:ascii="Times New Roman" w:eastAsia="Times New Roman" w:hAnsi="Times New Roman" w:cs="Times New Roman"/>
+        </w:rPr>
+        <w:t>(30:23)</w:t>
+      </w:r>
+      <w:r>
+        <w:rPr>
+          <w:rFonts w:ascii="Times New Roman" w:eastAsia="Times New Roman" w:hAnsi="Times New Roman" w:cs="Times New Roman"/>
+        </w:rPr>
+        <w:t xml:space="preserve">, </w:t>
+      </w:r>
+      <w:r>
+        <w:rPr>
+          <w:rFonts w:ascii="Times New Roman" w:eastAsia="Times New Roman" w:hAnsi="Times New Roman" w:cs="Times New Roman" w:hint="cs"/>
+          <w:rtl/>
+        </w:rPr>
+        <w:t>וְאַתָּה</w:t>
+      </w:r>
+      <w:r>
+        <w:rPr>
+          <w:rFonts w:ascii="Times New Roman" w:eastAsia="Times New Roman" w:hAnsi="Times New Roman" w:cs="Times New Roman"/>
+          <w:rtl/>
+        </w:rPr>
+        <w:t xml:space="preserve"> </w:t>
+      </w:r>
+      <w:r>
+        <w:rPr>
+          <w:rFonts w:ascii="Times New Roman" w:eastAsia="Times New Roman" w:hAnsi="Times New Roman" w:cs="Times New Roman" w:hint="cs"/>
+          <w:rtl/>
+        </w:rPr>
+        <w:t>קַח לְךָ</w:t>
+      </w:r>
+      <w:r>
+        <w:rPr>
+          <w:rFonts w:ascii="Times New Roman" w:eastAsia="Times New Roman" w:hAnsi="Times New Roman" w:cs="Times New Roman"/>
+          <w:rtl/>
+        </w:rPr>
+        <w:t xml:space="preserve"> </w:t>
+      </w:r>
+      <w:r>
+        <w:rPr>
+          <w:rFonts w:ascii="Times New Roman" w:eastAsia="Times New Roman" w:hAnsi="Times New Roman" w:cs="Times New Roman" w:hint="cs"/>
+          <w:rtl/>
+        </w:rPr>
+        <w:t>בְּשָׂמִים</w:t>
+      </w:r>
+      <w:r>
+        <w:rPr>
+          <w:rFonts w:ascii="Times New Roman" w:eastAsia="Times New Roman" w:hAnsi="Times New Roman" w:cs="Times New Roman"/>
+          <w:rtl/>
+        </w:rPr>
+        <w:t xml:space="preserve"> </w:t>
+      </w:r>
+      <w:r>
+        <w:rPr>
+          <w:rFonts w:ascii="Times New Roman" w:eastAsia="Times New Roman" w:hAnsi="Times New Roman" w:cs="Times New Roman" w:hint="cs"/>
+          <w:rtl/>
+        </w:rPr>
+        <w:t>רֹאשׁ</w:t>
+      </w:r>
+      <w:r>
+        <w:rPr>
+          <w:rFonts w:ascii="Times New Roman" w:eastAsia="Times New Roman" w:hAnsi="Times New Roman" w:cs="Times New Roman"/>
+          <w:rtl/>
+        </w:rPr>
+        <w:t xml:space="preserve"> </w:t>
+      </w:r>
+      <w:r>
+        <w:rPr>
+          <w:rFonts w:ascii="Times New Roman" w:eastAsia="Times New Roman" w:hAnsi="Times New Roman" w:cs="Times New Roman" w:hint="cs"/>
+          <w:rtl/>
+        </w:rPr>
+        <w:t>מׇר דְּרוֹר</w:t>
       </w:r>
       <w:r>
         <w:rPr>
@@ -141,947 +1103,13 @@
         <w:rPr>
           <w:rFonts w:ascii="Times New Roman" w:eastAsia="Times New Roman" w:hAnsi="Times New Roman" w:cs="Times New Roman"/>
         </w:rPr>
-        <w:t>Hashem</w:t>
-      </w:r>
-      <w:r>
-        <w:rPr>
-          <w:rFonts w:ascii="Times New Roman" w:eastAsia="Times New Roman" w:hAnsi="Times New Roman" w:cs="Times New Roman"/>
-        </w:rPr>
-        <w:t xml:space="preserve"> has many codes, as it is well known, hidden in the </w:t>
-      </w:r>
-      <w:r>
-        <w:rPr>
-          <w:rFonts w:ascii="Times New Roman" w:eastAsia="Times New Roman" w:hAnsi="Times New Roman" w:cs="Times New Roman"/>
-          <w:rtl/>
-        </w:rPr>
-        <w:t>תורה</w:t>
-      </w:r>
-      <w:r>
-        <w:rPr>
-          <w:rFonts w:ascii="Times New Roman" w:eastAsia="Times New Roman" w:hAnsi="Times New Roman" w:cs="Times New Roman"/>
-        </w:rPr>
-        <w:t xml:space="preserve">. </w:t>
-      </w:r>
-      <w:r>
-        <w:rPr>
-          <w:rFonts w:ascii="Times New Roman" w:eastAsia="Times New Roman" w:hAnsi="Times New Roman" w:cs="Times New Roman"/>
-        </w:rPr>
-        <w:t>Over fifty years ago, there was a very famous rav, R</w:t>
-      </w:r>
-      <w:r>
-        <w:rPr>
-          <w:rFonts w:ascii="Times New Roman" w:eastAsia="Times New Roman" w:hAnsi="Times New Roman" w:cs="Times New Roman"/>
-        </w:rPr>
-        <w:t>’</w:t>
-      </w:r>
-      <w:r>
-        <w:rPr>
-          <w:rFonts w:ascii="Times New Roman" w:eastAsia="Times New Roman" w:hAnsi="Times New Roman" w:cs="Times New Roman"/>
-        </w:rPr>
-        <w:t xml:space="preserve"> Michael Dovid Weissmandl, known as the </w:t>
-      </w:r>
-      <w:r>
-        <w:rPr>
-          <w:rFonts w:ascii="Times New Roman" w:eastAsia="Times New Roman" w:hAnsi="Times New Roman" w:cs="Times New Roman" w:hint="cs"/>
-          <w:rtl/>
-        </w:rPr>
-        <w:t>גאון</w:t>
-      </w:r>
-      <w:r>
-        <w:rPr>
-          <w:rFonts w:ascii="Times New Roman" w:eastAsia="Times New Roman" w:hAnsi="Times New Roman" w:cs="Times New Roman"/>
-        </w:rPr>
-        <w:t xml:space="preserve"> of the secrets of the </w:t>
-      </w:r>
-      <w:r>
-        <w:rPr>
-          <w:rFonts w:ascii="Times New Roman" w:eastAsia="Times New Roman" w:hAnsi="Times New Roman" w:cs="Times New Roman" w:hint="cs"/>
-          <w:rtl/>
-        </w:rPr>
-        <w:t>תורה</w:t>
-      </w:r>
-      <w:r>
-        <w:rPr>
-          <w:rFonts w:ascii="Times New Roman" w:eastAsia="Times New Roman" w:hAnsi="Times New Roman" w:cs="Times New Roman"/>
-        </w:rPr>
-        <w:t>. He was referred to as the pre-computer - essentially a living computer before such technology even existed. He once shared the following fascinating insight.</w:t>
-      </w:r>
-      <w:r>
-        <w:rPr>
-          <w:rFonts w:ascii="Times New Roman" w:eastAsia="Times New Roman" w:hAnsi="Times New Roman" w:cs="Times New Roman"/>
-        </w:rPr>
-        <w:t xml:space="preserve"> </w:t>
-      </w:r>
-      <w:r>
-        <w:rPr>
-          <w:rFonts w:ascii="Times New Roman" w:eastAsia="Times New Roman" w:hAnsi="Times New Roman" w:cs="Times New Roman"/>
-        </w:rPr>
-        <w:t xml:space="preserve">One </w:t>
-      </w:r>
-      <w:r>
-        <w:rPr>
-          <w:rFonts w:ascii="Times New Roman" w:eastAsia="Times New Roman" w:hAnsi="Times New Roman" w:cs="Times New Roman" w:hint="cs"/>
-          <w:rtl/>
-        </w:rPr>
-        <w:t>פורים</w:t>
-      </w:r>
-      <w:r>
-        <w:rPr>
-          <w:rFonts w:ascii="Times New Roman" w:eastAsia="Times New Roman" w:hAnsi="Times New Roman" w:cs="Times New Roman"/>
-        </w:rPr>
-        <w:t>, R</w:t>
-      </w:r>
-      <w:r>
-        <w:rPr>
-          <w:rFonts w:ascii="Times New Roman" w:eastAsia="Times New Roman" w:hAnsi="Times New Roman" w:cs="Times New Roman"/>
-        </w:rPr>
-        <w:t>’</w:t>
-      </w:r>
-      <w:r>
-        <w:rPr>
-          <w:rFonts w:ascii="Times New Roman" w:eastAsia="Times New Roman" w:hAnsi="Times New Roman" w:cs="Times New Roman"/>
-        </w:rPr>
-        <w:t xml:space="preserve"> Weissmandl approached R</w:t>
-      </w:r>
-      <w:r>
-        <w:rPr>
-          <w:rFonts w:ascii="Times New Roman" w:eastAsia="Times New Roman" w:hAnsi="Times New Roman" w:cs="Times New Roman"/>
-        </w:rPr>
-        <w:t>’</w:t>
-      </w:r>
-      <w:r>
-        <w:rPr>
-          <w:rFonts w:ascii="Times New Roman" w:eastAsia="Times New Roman" w:hAnsi="Times New Roman" w:cs="Times New Roman"/>
-        </w:rPr>
-        <w:t xml:space="preserve"> Greenwald and asked, “Have you ever counted how many letters are in the </w:t>
-      </w:r>
-      <w:r>
-        <w:rPr>
-          <w:rFonts w:ascii="Times New Roman" w:eastAsia="Times New Roman" w:hAnsi="Times New Roman" w:cs="Times New Roman" w:hint="cs"/>
-          <w:rtl/>
-        </w:rPr>
-        <w:t>מגילה</w:t>
-      </w:r>
-      <w:r>
-        <w:rPr>
-          <w:rFonts w:ascii="Times New Roman" w:eastAsia="Times New Roman" w:hAnsi="Times New Roman" w:cs="Times New Roman"/>
-        </w:rPr>
-        <w:t>?” R</w:t>
-      </w:r>
-      <w:r>
-        <w:rPr>
-          <w:rFonts w:ascii="Times New Roman" w:eastAsia="Times New Roman" w:hAnsi="Times New Roman" w:cs="Times New Roman"/>
-        </w:rPr>
-        <w:t>’</w:t>
-      </w:r>
-      <w:r>
-        <w:rPr>
-          <w:rFonts w:ascii="Times New Roman" w:eastAsia="Times New Roman" w:hAnsi="Times New Roman" w:cs="Times New Roman"/>
-        </w:rPr>
-        <w:t xml:space="preserve"> Greenwald admitted, “I have no idea.” R</w:t>
-      </w:r>
-      <w:r>
-        <w:rPr>
-          <w:rFonts w:ascii="Times New Roman" w:eastAsia="Times New Roman" w:hAnsi="Times New Roman" w:cs="Times New Roman"/>
-        </w:rPr>
-        <w:t>’</w:t>
-      </w:r>
-      <w:r>
-        <w:rPr>
-          <w:rFonts w:ascii="Times New Roman" w:eastAsia="Times New Roman" w:hAnsi="Times New Roman" w:cs="Times New Roman"/>
-        </w:rPr>
-        <w:t xml:space="preserve"> Weissmandl responded, “There are 12,196 letters in the </w:t>
-      </w:r>
-      <w:r>
-        <w:rPr>
-          <w:rFonts w:ascii="Times New Roman" w:eastAsia="Times New Roman" w:hAnsi="Times New Roman" w:cs="Times New Roman" w:hint="cs"/>
-          <w:rtl/>
-        </w:rPr>
-        <w:t>מגילה</w:t>
-      </w:r>
-      <w:r>
-        <w:rPr>
-          <w:rFonts w:ascii="Times New Roman" w:eastAsia="Times New Roman" w:hAnsi="Times New Roman" w:cs="Times New Roman"/>
-        </w:rPr>
-        <w:t>.” R</w:t>
-      </w:r>
-      <w:r>
-        <w:rPr>
-          <w:rFonts w:ascii="Times New Roman" w:eastAsia="Times New Roman" w:hAnsi="Times New Roman" w:cs="Times New Roman"/>
-        </w:rPr>
-        <w:t>’</w:t>
-      </w:r>
-      <w:r>
-        <w:rPr>
-          <w:rFonts w:ascii="Times New Roman" w:eastAsia="Times New Roman" w:hAnsi="Times New Roman" w:cs="Times New Roman"/>
-        </w:rPr>
-        <w:t xml:space="preserve"> Greenwald asked, “So what do you do with that information?” R</w:t>
-      </w:r>
-      <w:r>
-        <w:rPr>
-          <w:rFonts w:ascii="Times New Roman" w:eastAsia="Times New Roman" w:hAnsi="Times New Roman" w:cs="Times New Roman"/>
-        </w:rPr>
-        <w:t>’</w:t>
-      </w:r>
-      <w:r>
-        <w:rPr>
-          <w:rFonts w:ascii="Times New Roman" w:eastAsia="Times New Roman" w:hAnsi="Times New Roman" w:cs="Times New Roman"/>
-        </w:rPr>
-        <w:t xml:space="preserve"> Weissmandl said, “Bring me a </w:t>
-      </w:r>
-      <w:r>
-        <w:rPr>
-          <w:rFonts w:ascii="Times New Roman" w:eastAsia="Times New Roman" w:hAnsi="Times New Roman" w:cs="Times New Roman" w:hint="cs"/>
-          <w:rtl/>
-        </w:rPr>
-        <w:t>חומש</w:t>
-      </w:r>
-      <w:r>
-        <w:rPr>
-          <w:rFonts w:ascii="Times New Roman" w:eastAsia="Times New Roman" w:hAnsi="Times New Roman" w:cs="Times New Roman"/>
-        </w:rPr>
-        <w:t xml:space="preserve">. Let me show you something. Start counting from the first </w:t>
-      </w:r>
-      <w:r>
-        <w:rPr>
-          <w:rFonts w:ascii="Times New Roman" w:eastAsia="Times New Roman" w:hAnsi="Times New Roman" w:cs="Times New Roman" w:hint="cs"/>
-          <w:rtl/>
-        </w:rPr>
-        <w:t>א</w:t>
-      </w:r>
-      <w:r>
-        <w:rPr>
-          <w:rFonts w:ascii="Times New Roman" w:eastAsia="Times New Roman" w:hAnsi="Times New Roman" w:cs="Times New Roman"/>
-        </w:rPr>
-        <w:t xml:space="preserve"> in the </w:t>
-      </w:r>
-      <w:r>
-        <w:rPr>
-          <w:rFonts w:ascii="Times New Roman" w:eastAsia="Times New Roman" w:hAnsi="Times New Roman" w:cs="Times New Roman" w:hint="cs"/>
-          <w:rtl/>
-        </w:rPr>
-        <w:t>תורה</w:t>
-      </w:r>
-      <w:r>
-        <w:rPr>
-          <w:rFonts w:ascii="Times New Roman" w:eastAsia="Times New Roman" w:hAnsi="Times New Roman" w:cs="Times New Roman"/>
-        </w:rPr>
-        <w:t xml:space="preserve">, which appears in </w:t>
-      </w:r>
-      <w:r>
-        <w:rPr>
-          <w:rFonts w:ascii="Times New Roman" w:eastAsia="Times New Roman" w:hAnsi="Times New Roman" w:cs="Times New Roman" w:hint="cs"/>
-          <w:rtl/>
-        </w:rPr>
-        <w:t>בְּרֵאשִׁית</w:t>
-      </w:r>
-      <w:r>
-        <w:rPr>
-          <w:rFonts w:ascii="Times New Roman" w:eastAsia="Times New Roman" w:hAnsi="Times New Roman" w:cs="Times New Roman"/>
-        </w:rPr>
-        <w:t>. Count 12,196 letters forward. What letter do you land on?</w:t>
-      </w:r>
-      <w:r>
-        <w:rPr>
-          <w:rFonts w:ascii="Times New Roman" w:eastAsia="Times New Roman" w:hAnsi="Times New Roman" w:cs="Times New Roman"/>
-        </w:rPr>
-        <w:t xml:space="preserve"> </w:t>
-      </w:r>
-      <w:r>
-        <w:rPr>
-          <w:rFonts w:ascii="Times New Roman" w:eastAsia="Times New Roman" w:hAnsi="Times New Roman" w:cs="Times New Roman"/>
-        </w:rPr>
-        <w:t>It</w:t>
-      </w:r>
-      <w:r>
-        <w:rPr>
-          <w:rFonts w:ascii="Times New Roman" w:eastAsia="Times New Roman" w:hAnsi="Times New Roman" w:cs="Times New Roman"/>
-        </w:rPr>
-        <w:t xml:space="preserve"> will be a </w:t>
-      </w:r>
-      <w:r>
-        <w:rPr>
-          <w:rFonts w:ascii="Times New Roman" w:eastAsia="Times New Roman" w:hAnsi="Times New Roman" w:cs="Times New Roman"/>
-          <w:rtl/>
-        </w:rPr>
-        <w:t>ס</w:t>
-      </w:r>
-      <w:r>
-        <w:rPr>
-          <w:rFonts w:ascii="Times New Roman" w:eastAsia="Times New Roman" w:hAnsi="Times New Roman" w:cs="Times New Roman"/>
-        </w:rPr>
-        <w:t xml:space="preserve">. </w:t>
-      </w:r>
-      <w:r>
-        <w:rPr>
-          <w:rFonts w:ascii="Times New Roman" w:eastAsia="Times New Roman" w:hAnsi="Times New Roman" w:cs="Times New Roman"/>
-        </w:rPr>
-        <w:t>C</w:t>
-      </w:r>
-      <w:r>
-        <w:rPr>
-          <w:rFonts w:ascii="Times New Roman" w:eastAsia="Times New Roman" w:hAnsi="Times New Roman" w:cs="Times New Roman"/>
-        </w:rPr>
-        <w:t>ount</w:t>
-      </w:r>
-      <w:r>
-        <w:rPr>
-          <w:rFonts w:ascii="Times New Roman" w:eastAsia="Times New Roman" w:hAnsi="Times New Roman" w:cs="Times New Roman"/>
-        </w:rPr>
-        <w:t xml:space="preserve"> </w:t>
-      </w:r>
-      <w:r>
-        <w:rPr>
-          <w:rFonts w:ascii="Times New Roman" w:eastAsia="Times New Roman" w:hAnsi="Times New Roman" w:cs="Times New Roman"/>
-        </w:rPr>
-        <w:t>another 12,196 letters, and you</w:t>
-      </w:r>
-      <w:r>
-        <w:rPr>
-          <w:rFonts w:ascii="Times New Roman" w:eastAsia="Times New Roman" w:hAnsi="Times New Roman" w:cs="Times New Roman"/>
-        </w:rPr>
-        <w:t>’</w:t>
-      </w:r>
-      <w:r>
-        <w:rPr>
-          <w:rFonts w:ascii="Times New Roman" w:eastAsia="Times New Roman" w:hAnsi="Times New Roman" w:cs="Times New Roman"/>
-        </w:rPr>
-        <w:t xml:space="preserve">ll get a </w:t>
-      </w:r>
-      <w:r>
-        <w:rPr>
-          <w:rFonts w:ascii="Times New Roman" w:eastAsia="Times New Roman" w:hAnsi="Times New Roman" w:cs="Times New Roman"/>
-          <w:rtl/>
-        </w:rPr>
-        <w:t>ת</w:t>
-      </w:r>
-      <w:r>
-        <w:rPr>
-          <w:rFonts w:ascii="Times New Roman" w:eastAsia="Times New Roman" w:hAnsi="Times New Roman" w:cs="Times New Roman"/>
-        </w:rPr>
-        <w:t xml:space="preserve">. Count another 12,196, you get a </w:t>
-      </w:r>
-      <w:r>
-        <w:rPr>
-          <w:rFonts w:ascii="Times New Roman" w:eastAsia="Times New Roman" w:hAnsi="Times New Roman" w:cs="Times New Roman"/>
-          <w:rtl/>
-        </w:rPr>
-        <w:t>ר</w:t>
-      </w:r>
-      <w:r>
-        <w:rPr>
-          <w:rFonts w:ascii="Times New Roman" w:eastAsia="Times New Roman" w:hAnsi="Times New Roman" w:cs="Times New Roman"/>
-        </w:rPr>
-        <w:t>. That</w:t>
-      </w:r>
-      <w:r>
-        <w:rPr>
-          <w:rFonts w:ascii="Times New Roman" w:eastAsia="Times New Roman" w:hAnsi="Times New Roman" w:cs="Times New Roman"/>
-        </w:rPr>
-        <w:t>’</w:t>
-      </w:r>
-      <w:r>
-        <w:rPr>
-          <w:rFonts w:ascii="Times New Roman" w:eastAsia="Times New Roman" w:hAnsi="Times New Roman" w:cs="Times New Roman"/>
-        </w:rPr>
-        <w:t xml:space="preserve">s the name of </w:t>
-      </w:r>
-      <w:r>
-        <w:rPr>
-          <w:rFonts w:ascii="Times New Roman" w:eastAsia="Times New Roman" w:hAnsi="Times New Roman" w:cs="Times New Roman"/>
-          <w:rtl/>
-        </w:rPr>
-        <w:t>אסתר</w:t>
-      </w:r>
-      <w:r>
-        <w:rPr>
-          <w:rFonts w:ascii="Times New Roman" w:eastAsia="Times New Roman" w:hAnsi="Times New Roman" w:cs="Times New Roman"/>
-        </w:rPr>
-        <w:t>.”</w:t>
-      </w:r>
-      <w:r>
-        <w:rPr>
-          <w:rFonts w:ascii="Times New Roman" w:eastAsia="Times New Roman" w:hAnsi="Times New Roman" w:cs="Times New Roman"/>
-        </w:rPr>
-        <w:t xml:space="preserve"> </w:t>
-      </w:r>
-      <w:r>
-        <w:rPr>
-          <w:rFonts w:ascii="Times New Roman" w:eastAsia="Times New Roman" w:hAnsi="Times New Roman" w:cs="Times New Roman"/>
-        </w:rPr>
-        <w:t>R</w:t>
-      </w:r>
-      <w:r>
-        <w:rPr>
-          <w:rFonts w:ascii="Times New Roman" w:eastAsia="Times New Roman" w:hAnsi="Times New Roman" w:cs="Times New Roman"/>
-        </w:rPr>
-        <w:t>’</w:t>
-      </w:r>
-      <w:r>
-        <w:rPr>
-          <w:rFonts w:ascii="Times New Roman" w:eastAsia="Times New Roman" w:hAnsi="Times New Roman" w:cs="Times New Roman"/>
-        </w:rPr>
-        <w:t xml:space="preserve"> Greenwald was amazed. Jokingly, he asked, “And what about </w:t>
-      </w:r>
-      <w:r>
-        <w:rPr>
-          <w:rFonts w:ascii="Times New Roman" w:eastAsia="Times New Roman" w:hAnsi="Times New Roman" w:cs="Times New Roman" w:hint="cs"/>
-          <w:rtl/>
-        </w:rPr>
-        <w:t>מרדכי</w:t>
-      </w:r>
-      <w:r>
-        <w:rPr>
-          <w:rFonts w:ascii="Times New Roman" w:eastAsia="Times New Roman" w:hAnsi="Times New Roman" w:cs="Times New Roman"/>
-        </w:rPr>
-        <w:t xml:space="preserve">? We found </w:t>
-      </w:r>
-      <w:r>
-        <w:rPr>
-          <w:rFonts w:ascii="Times New Roman" w:eastAsia="Times New Roman" w:hAnsi="Times New Roman" w:cs="Times New Roman" w:hint="cs"/>
-          <w:rtl/>
-        </w:rPr>
-        <w:t>אסתר</w:t>
-      </w:r>
-      <w:r>
-        <w:rPr>
-          <w:rFonts w:ascii="Times New Roman" w:eastAsia="Times New Roman" w:hAnsi="Times New Roman" w:cs="Times New Roman"/>
-        </w:rPr>
-        <w:t xml:space="preserve"> - where is </w:t>
-      </w:r>
-      <w:r>
-        <w:rPr>
-          <w:rFonts w:ascii="Times New Roman" w:eastAsia="Times New Roman" w:hAnsi="Times New Roman" w:cs="Times New Roman" w:hint="cs"/>
-          <w:rtl/>
-        </w:rPr>
-        <w:t>מרדכי</w:t>
-      </w:r>
-      <w:r>
-        <w:rPr>
-          <w:rFonts w:ascii="Times New Roman" w:eastAsia="Times New Roman" w:hAnsi="Times New Roman" w:cs="Times New Roman"/>
-        </w:rPr>
-        <w:t>?” R</w:t>
-      </w:r>
-      <w:r>
-        <w:rPr>
-          <w:rFonts w:ascii="Times New Roman" w:eastAsia="Times New Roman" w:hAnsi="Times New Roman" w:cs="Times New Roman"/>
-        </w:rPr>
-        <w:t>’</w:t>
-      </w:r>
-      <w:r>
-        <w:rPr>
-          <w:rFonts w:ascii="Times New Roman" w:eastAsia="Times New Roman" w:hAnsi="Times New Roman" w:cs="Times New Roman"/>
-        </w:rPr>
-        <w:t xml:space="preserve"> Weissmandl smiled and said, “Check with me next year.”</w:t>
-      </w:r>
-      <w:r>
-        <w:rPr>
-          <w:rFonts w:ascii="Times New Roman" w:eastAsia="Times New Roman" w:hAnsi="Times New Roman" w:cs="Times New Roman"/>
-        </w:rPr>
-        <w:t xml:space="preserve"> The following year, </w:t>
-      </w:r>
-      <w:r>
-        <w:rPr>
-          <w:rFonts w:ascii="Times New Roman" w:eastAsia="Times New Roman" w:hAnsi="Times New Roman" w:cs="Times New Roman"/>
-        </w:rPr>
-        <w:t>R</w:t>
-      </w:r>
-      <w:r>
-        <w:rPr>
-          <w:rFonts w:ascii="Times New Roman" w:eastAsia="Times New Roman" w:hAnsi="Times New Roman" w:cs="Times New Roman"/>
-        </w:rPr>
-        <w:t>’</w:t>
-      </w:r>
-      <w:r>
-        <w:rPr>
-          <w:rFonts w:ascii="Times New Roman" w:eastAsia="Times New Roman" w:hAnsi="Times New Roman" w:cs="Times New Roman"/>
-        </w:rPr>
-        <w:t xml:space="preserve"> Greenwald</w:t>
-      </w:r>
-      <w:r>
-        <w:rPr>
-          <w:rFonts w:ascii="Times New Roman" w:eastAsia="Times New Roman" w:hAnsi="Times New Roman" w:cs="Times New Roman"/>
-        </w:rPr>
-        <w:t xml:space="preserve"> </w:t>
-      </w:r>
-      <w:r>
-        <w:rPr>
-          <w:rFonts w:ascii="Times New Roman" w:eastAsia="Times New Roman" w:hAnsi="Times New Roman" w:cs="Times New Roman"/>
-        </w:rPr>
-        <w:t xml:space="preserve">came to </w:t>
-      </w:r>
-      <w:r>
-        <w:rPr>
-          <w:rFonts w:ascii="Times New Roman" w:eastAsia="Times New Roman" w:hAnsi="Times New Roman" w:cs="Times New Roman"/>
-        </w:rPr>
-        <w:t>R</w:t>
-      </w:r>
-      <w:r>
-        <w:rPr>
-          <w:rFonts w:ascii="Times New Roman" w:eastAsia="Times New Roman" w:hAnsi="Times New Roman" w:cs="Times New Roman"/>
-        </w:rPr>
-        <w:t>’</w:t>
-      </w:r>
-      <w:r>
-        <w:rPr>
-          <w:rFonts w:ascii="Times New Roman" w:eastAsia="Times New Roman" w:hAnsi="Times New Roman" w:cs="Times New Roman"/>
-        </w:rPr>
-        <w:t xml:space="preserve"> Weissmandl and </w:t>
-      </w:r>
-      <w:r>
-        <w:rPr>
-          <w:rFonts w:ascii="Times New Roman" w:eastAsia="Times New Roman" w:hAnsi="Times New Roman" w:cs="Times New Roman"/>
-        </w:rPr>
-        <w:t xml:space="preserve">greeted him with, </w:t>
-      </w:r>
-      <w:r>
-        <w:rPr>
-          <w:rFonts w:ascii="Times New Roman" w:eastAsia="Times New Roman" w:hAnsi="Times New Roman" w:cs="Times New Roman"/>
-        </w:rPr>
-        <w:t>“W</w:t>
-      </w:r>
-      <w:r>
-        <w:rPr>
-          <w:rFonts w:ascii="Times New Roman" w:eastAsia="Times New Roman" w:hAnsi="Times New Roman" w:cs="Times New Roman"/>
-        </w:rPr>
-        <w:t xml:space="preserve">here is </w:t>
-      </w:r>
-      <w:r>
-        <w:rPr>
-          <w:rFonts w:ascii="Times New Roman" w:eastAsia="Times New Roman" w:hAnsi="Times New Roman" w:cs="Times New Roman"/>
-          <w:rtl/>
-        </w:rPr>
-        <w:t>מרדכי</w:t>
-      </w:r>
-      <w:r>
-        <w:rPr>
-          <w:rFonts w:ascii="Times New Roman" w:eastAsia="Times New Roman" w:hAnsi="Times New Roman" w:cs="Times New Roman"/>
-        </w:rPr>
-        <w:t>?</w:t>
-      </w:r>
-      <w:r>
-        <w:rPr>
-          <w:rFonts w:ascii="Times New Roman" w:eastAsia="Times New Roman" w:hAnsi="Times New Roman" w:cs="Times New Roman"/>
-        </w:rPr>
-        <w:t>”</w:t>
-      </w:r>
-      <w:r>
-        <w:rPr>
-          <w:rFonts w:ascii="Times New Roman" w:eastAsia="Times New Roman" w:hAnsi="Times New Roman" w:cs="Times New Roman"/>
-        </w:rPr>
-        <w:t xml:space="preserve"> </w:t>
-      </w:r>
-      <w:r>
-        <w:rPr>
-          <w:rFonts w:ascii="Times New Roman" w:eastAsia="Times New Roman" w:hAnsi="Times New Roman" w:cs="Times New Roman"/>
-        </w:rPr>
-        <w:t>R</w:t>
-      </w:r>
-      <w:r>
-        <w:rPr>
-          <w:rFonts w:ascii="Times New Roman" w:eastAsia="Times New Roman" w:hAnsi="Times New Roman" w:cs="Times New Roman"/>
-        </w:rPr>
-        <w:t>’</w:t>
-      </w:r>
-      <w:r>
-        <w:rPr>
-          <w:rFonts w:ascii="Times New Roman" w:eastAsia="Times New Roman" w:hAnsi="Times New Roman" w:cs="Times New Roman"/>
-        </w:rPr>
-        <w:t xml:space="preserve"> Weissmandl</w:t>
-      </w:r>
-      <w:r>
-        <w:rPr>
-          <w:rFonts w:ascii="Times New Roman" w:eastAsia="Times New Roman" w:hAnsi="Times New Roman" w:cs="Times New Roman"/>
-        </w:rPr>
-        <w:t xml:space="preserve"> </w:t>
-      </w:r>
-      <w:r>
-        <w:rPr>
-          <w:rFonts w:ascii="Times New Roman" w:eastAsia="Times New Roman" w:hAnsi="Times New Roman" w:cs="Times New Roman"/>
-        </w:rPr>
-        <w:t>said</w:t>
-      </w:r>
-      <w:r>
-        <w:rPr>
-          <w:rFonts w:ascii="Times New Roman" w:eastAsia="Times New Roman" w:hAnsi="Times New Roman" w:cs="Times New Roman"/>
-        </w:rPr>
-        <w:t xml:space="preserve">, </w:t>
-      </w:r>
-      <w:r>
-        <w:rPr>
-          <w:rFonts w:ascii="Times New Roman" w:eastAsia="Times New Roman" w:hAnsi="Times New Roman" w:cs="Times New Roman"/>
-        </w:rPr>
-        <w:t>“</w:t>
-      </w:r>
-      <w:r>
-        <w:rPr>
-          <w:rFonts w:ascii="Times New Roman" w:eastAsia="Times New Roman" w:hAnsi="Times New Roman" w:cs="Times New Roman"/>
-        </w:rPr>
-        <w:t xml:space="preserve">I found the </w:t>
-      </w:r>
-      <w:r>
-        <w:rPr>
-          <w:rFonts w:ascii="Times New Roman" w:eastAsia="Times New Roman" w:hAnsi="Times New Roman" w:cs="Times New Roman"/>
-          <w:rtl/>
-        </w:rPr>
-        <w:t>רמז</w:t>
-      </w:r>
-      <w:r>
-        <w:rPr>
-          <w:rFonts w:ascii="Times New Roman" w:eastAsia="Times New Roman" w:hAnsi="Times New Roman" w:cs="Times New Roman"/>
-        </w:rPr>
-        <w:t xml:space="preserve"> from </w:t>
-      </w:r>
-      <w:r>
-        <w:rPr>
-          <w:rFonts w:ascii="Times New Roman" w:eastAsia="Times New Roman" w:hAnsi="Times New Roman" w:cs="Times New Roman"/>
-          <w:rtl/>
-        </w:rPr>
-        <w:t>מרדכי</w:t>
-      </w:r>
-      <w:r>
-        <w:rPr>
-          <w:rFonts w:ascii="Times New Roman" w:eastAsia="Times New Roman" w:hAnsi="Times New Roman" w:cs="Times New Roman"/>
-        </w:rPr>
-        <w:t xml:space="preserve"> as well. </w:t>
-      </w:r>
-      <w:r>
-        <w:rPr>
-          <w:rFonts w:ascii="Times New Roman" w:eastAsia="Times New Roman" w:hAnsi="Times New Roman" w:cs="Times New Roman"/>
-          <w:rtl/>
-        </w:rPr>
-        <w:t>חז״ל</w:t>
-      </w:r>
-      <w:r>
-        <w:rPr>
-          <w:rFonts w:ascii="Times New Roman" w:eastAsia="Times New Roman" w:hAnsi="Times New Roman" w:cs="Times New Roman"/>
-        </w:rPr>
-        <w:t xml:space="preserve"> say in</w:t>
-      </w:r>
-      <w:r>
-        <w:rPr>
-          <w:rFonts w:ascii="Times New Roman" w:eastAsia="Times New Roman" w:hAnsi="Times New Roman" w:cs="Times New Roman"/>
-        </w:rPr>
-        <w:t xml:space="preserve"> (</w:t>
-      </w:r>
-      <w:r>
-        <w:rPr>
-          <w:rFonts w:ascii="Times New Roman" w:eastAsia="Times New Roman" w:hAnsi="Times New Roman" w:cs="Times New Roman" w:hint="cs"/>
-          <w:rtl/>
-        </w:rPr>
-        <w:t>קל</w:t>
-      </w:r>
-      <w:r>
-        <w:rPr>
-          <w:rFonts w:ascii="Times New Roman" w:eastAsia="Times New Roman" w:hAnsi="Times New Roman" w:cs="Times New Roman"/>
-          <w:rtl/>
-        </w:rPr>
-        <w:t>״</w:t>
-      </w:r>
-      <w:r>
-        <w:rPr>
-          <w:rFonts w:ascii="Times New Roman" w:eastAsia="Times New Roman" w:hAnsi="Times New Roman" w:cs="Times New Roman" w:hint="cs"/>
-          <w:rtl/>
-        </w:rPr>
-        <w:t>ט</w:t>
-      </w:r>
-      <w:r>
-        <w:rPr>
-          <w:rFonts w:ascii="Times New Roman" w:eastAsia="Times New Roman" w:hAnsi="Times New Roman" w:cs="Times New Roman"/>
-        </w:rPr>
-        <w:t xml:space="preserve"> </w:t>
-      </w:r>
-      <w:r>
-        <w:rPr>
-          <w:rFonts w:ascii="Times New Roman" w:eastAsia="Times New Roman" w:hAnsi="Times New Roman" w:cs="Times New Roman"/>
-          <w:rtl/>
-        </w:rPr>
-        <w:t>דף</w:t>
-      </w:r>
-      <w:r>
-        <w:rPr>
-          <w:rFonts w:ascii="Times New Roman" w:eastAsia="Times New Roman" w:hAnsi="Times New Roman" w:cs="Times New Roman"/>
-        </w:rPr>
-        <w:t>)</w:t>
-      </w:r>
-      <w:r>
-        <w:rPr>
-          <w:rFonts w:ascii="Times New Roman" w:eastAsia="Times New Roman" w:hAnsi="Times New Roman" w:cs="Times New Roman"/>
-        </w:rPr>
-        <w:t xml:space="preserve"> </w:t>
-      </w:r>
-      <w:r>
-        <w:rPr>
-          <w:rFonts w:ascii="Times New Roman" w:eastAsia="Times New Roman" w:hAnsi="Times New Roman" w:cs="Times New Roman"/>
-          <w:rtl/>
-        </w:rPr>
-        <w:t>חולין</w:t>
-      </w:r>
-      <w:r>
-        <w:rPr>
-          <w:rFonts w:ascii="Times New Roman" w:eastAsia="Times New Roman" w:hAnsi="Times New Roman" w:cs="Times New Roman"/>
-        </w:rPr>
-        <w:t xml:space="preserve"> </w:t>
-      </w:r>
-      <w:r>
-        <w:rPr>
-          <w:rFonts w:ascii="Times New Roman" w:eastAsia="Times New Roman" w:hAnsi="Times New Roman" w:cs="Times New Roman"/>
-          <w:rtl/>
-        </w:rPr>
-        <w:t>מסכת</w:t>
-      </w:r>
-      <w:r>
-        <w:rPr>
-          <w:rFonts w:ascii="Times New Roman" w:eastAsia="Times New Roman" w:hAnsi="Times New Roman" w:cs="Times New Roman"/>
-        </w:rPr>
-        <w:t xml:space="preserve">, </w:t>
-      </w:r>
-      <w:r>
-        <w:rPr>
-          <w:rFonts w:ascii="Times New Roman" w:eastAsia="Times New Roman" w:hAnsi="Times New Roman" w:cs="Times New Roman" w:hint="cs"/>
-          <w:rtl/>
-        </w:rPr>
-        <w:t>מרדכי</w:t>
-      </w:r>
-      <w:r>
-        <w:rPr>
-          <w:rFonts w:ascii="Times New Roman" w:eastAsia="Times New Roman" w:hAnsi="Times New Roman" w:cs="Times New Roman"/>
-          <w:rtl/>
-        </w:rPr>
-        <w:t xml:space="preserve"> </w:t>
-      </w:r>
-      <w:r>
-        <w:rPr>
-          <w:rFonts w:ascii="Times New Roman" w:eastAsia="Times New Roman" w:hAnsi="Times New Roman" w:cs="Times New Roman" w:hint="cs"/>
-          <w:rtl/>
-        </w:rPr>
-        <w:t>מן</w:t>
-      </w:r>
-      <w:r>
-        <w:rPr>
-          <w:rFonts w:ascii="Times New Roman" w:eastAsia="Times New Roman" w:hAnsi="Times New Roman" w:cs="Times New Roman"/>
-          <w:rtl/>
-        </w:rPr>
-        <w:t xml:space="preserve"> </w:t>
-      </w:r>
-      <w:r>
-        <w:rPr>
-          <w:rFonts w:ascii="Times New Roman" w:eastAsia="Times New Roman" w:hAnsi="Times New Roman" w:cs="Times New Roman" w:hint="cs"/>
-          <w:rtl/>
-        </w:rPr>
-        <w:t>התורה</w:t>
-      </w:r>
-      <w:r>
-        <w:rPr>
-          <w:rFonts w:ascii="Times New Roman" w:eastAsia="Times New Roman" w:hAnsi="Times New Roman" w:cs="Times New Roman"/>
-          <w:rtl/>
-        </w:rPr>
-        <w:t xml:space="preserve"> </w:t>
-      </w:r>
-      <w:r>
-        <w:rPr>
-          <w:rFonts w:ascii="Times New Roman" w:eastAsia="Times New Roman" w:hAnsi="Times New Roman" w:cs="Times New Roman" w:hint="cs"/>
-          <w:rtl/>
-        </w:rPr>
-        <w:t>מנין</w:t>
-      </w:r>
-      <w:r>
-        <w:rPr>
-          <w:rFonts w:ascii="Times New Roman" w:eastAsia="Times New Roman" w:hAnsi="Times New Roman" w:cs="Times New Roman"/>
-        </w:rPr>
-        <w:t>? -</w:t>
-      </w:r>
-      <w:r>
-        <w:rPr>
-          <w:rFonts w:ascii="Times New Roman" w:eastAsia="Times New Roman" w:hAnsi="Times New Roman" w:cs="Times New Roman"/>
-        </w:rPr>
-        <w:t xml:space="preserve"> Where can we find </w:t>
-      </w:r>
-      <w:r>
-        <w:rPr>
-          <w:rFonts w:ascii="Times New Roman" w:eastAsia="Times New Roman" w:hAnsi="Times New Roman" w:cs="Times New Roman"/>
-          <w:rtl/>
-        </w:rPr>
-        <w:t>מרדכי</w:t>
-      </w:r>
-      <w:r>
-        <w:rPr>
-          <w:rFonts w:ascii="Times New Roman" w:eastAsia="Times New Roman" w:hAnsi="Times New Roman" w:cs="Times New Roman"/>
-        </w:rPr>
-        <w:t xml:space="preserve"> in the </w:t>
-      </w:r>
-      <w:r>
-        <w:rPr>
-          <w:rFonts w:ascii="Times New Roman" w:eastAsia="Times New Roman" w:hAnsi="Times New Roman" w:cs="Times New Roman"/>
-          <w:rtl/>
-        </w:rPr>
-        <w:t>תורה</w:t>
-      </w:r>
-      <w:r>
-        <w:rPr>
-          <w:rFonts w:ascii="Times New Roman" w:eastAsia="Times New Roman" w:hAnsi="Times New Roman" w:cs="Times New Roman"/>
-        </w:rPr>
-        <w:t xml:space="preserve">? </w:t>
-      </w:r>
-      <w:r>
-        <w:rPr>
-          <w:rFonts w:ascii="Times New Roman" w:eastAsia="Times New Roman" w:hAnsi="Times New Roman" w:cs="Times New Roman"/>
-        </w:rPr>
-        <w:t>The</w:t>
-      </w:r>
-      <w:r>
-        <w:rPr>
-          <w:rFonts w:ascii="Times New Roman" w:eastAsia="Times New Roman" w:hAnsi="Times New Roman" w:cs="Times New Roman"/>
-        </w:rPr>
-        <w:t xml:space="preserve"> </w:t>
-      </w:r>
-      <w:r>
-        <w:rPr>
-          <w:rFonts w:ascii="Times New Roman" w:eastAsia="Times New Roman" w:hAnsi="Times New Roman" w:cs="Times New Roman"/>
-          <w:rtl/>
-        </w:rPr>
-        <w:t>פסוק</w:t>
-      </w:r>
-      <w:r>
-        <w:rPr>
-          <w:rFonts w:ascii="Times New Roman" w:eastAsia="Times New Roman" w:hAnsi="Times New Roman" w:cs="Times New Roman"/>
-        </w:rPr>
-        <w:t xml:space="preserve"> says in</w:t>
-      </w:r>
-      <w:r>
-        <w:rPr>
-          <w:rFonts w:ascii="Times New Roman" w:eastAsia="Times New Roman" w:hAnsi="Times New Roman" w:cs="Times New Roman"/>
-        </w:rPr>
-        <w:t xml:space="preserve"> </w:t>
-      </w:r>
-      <w:r>
-        <w:rPr>
-          <w:rFonts w:ascii="Times New Roman" w:hAnsi="Times New Roman" w:cs="Times New Roman" w:hint="cs"/>
-          <w:rtl/>
-        </w:rPr>
-        <w:t xml:space="preserve"> </w:t>
-      </w:r>
-      <w:r>
-        <w:rPr>
-          <w:rFonts w:ascii="Times New Roman" w:eastAsia="Times New Roman" w:hAnsi="Times New Roman" w:cs="Times New Roman" w:hint="cs"/>
-          <w:rtl/>
-        </w:rPr>
-        <w:t>פרשת</w:t>
-      </w:r>
-      <w:r>
-        <w:rPr>
-          <w:rFonts w:ascii="Times New Roman" w:eastAsia="Times New Roman" w:hAnsi="Times New Roman" w:cs="Times New Roman"/>
-          <w:rtl/>
-        </w:rPr>
-        <w:t xml:space="preserve"> </w:t>
-      </w:r>
-      <w:r>
-        <w:rPr>
-          <w:rFonts w:ascii="Times New Roman" w:eastAsia="Times New Roman" w:hAnsi="Times New Roman" w:cs="Times New Roman" w:hint="cs"/>
-          <w:rtl/>
-        </w:rPr>
-        <w:t>כי</w:t>
-      </w:r>
-      <w:r>
-        <w:rPr>
-          <w:rFonts w:ascii="Times New Roman" w:eastAsia="Times New Roman" w:hAnsi="Times New Roman" w:cs="Times New Roman"/>
-          <w:rtl/>
-        </w:rPr>
-        <w:t xml:space="preserve"> </w:t>
-      </w:r>
-      <w:r>
-        <w:rPr>
-          <w:rFonts w:ascii="Times New Roman" w:eastAsia="Times New Roman" w:hAnsi="Times New Roman" w:cs="Times New Roman" w:hint="cs"/>
-          <w:rtl/>
-        </w:rPr>
-        <w:t>תשא</w:t>
-      </w:r>
-      <w:r>
-        <w:rPr>
-          <w:rFonts w:ascii="Times New Roman" w:eastAsia="Times New Roman" w:hAnsi="Times New Roman" w:cs="Times New Roman"/>
-        </w:rPr>
-        <w:t>(30:23)</w:t>
-      </w:r>
-      <w:r>
-        <w:rPr>
-          <w:rFonts w:ascii="Times New Roman" w:eastAsia="Times New Roman" w:hAnsi="Times New Roman" w:cs="Times New Roman"/>
-        </w:rPr>
-        <w:t xml:space="preserve">, </w:t>
-      </w:r>
-      <w:r>
-        <w:rPr>
-          <w:rFonts w:ascii="Times New Roman" w:eastAsia="Times New Roman" w:hAnsi="Times New Roman" w:cs="Times New Roman" w:hint="cs"/>
-          <w:rtl/>
-        </w:rPr>
-        <w:t>וְאַתָּה</w:t>
-      </w:r>
-      <w:r>
-        <w:rPr>
-          <w:rFonts w:ascii="Times New Roman" w:eastAsia="Times New Roman" w:hAnsi="Times New Roman" w:cs="Times New Roman"/>
-          <w:rtl/>
-        </w:rPr>
-        <w:t xml:space="preserve"> </w:t>
-      </w:r>
-      <w:r>
-        <w:rPr>
-          <w:rFonts w:ascii="Times New Roman" w:eastAsia="Times New Roman" w:hAnsi="Times New Roman" w:cs="Times New Roman" w:hint="cs"/>
-          <w:rtl/>
-        </w:rPr>
-        <w:t>קַח לְךָ</w:t>
-      </w:r>
-      <w:r>
-        <w:rPr>
-          <w:rFonts w:ascii="Times New Roman" w:eastAsia="Times New Roman" w:hAnsi="Times New Roman" w:cs="Times New Roman"/>
-          <w:rtl/>
-        </w:rPr>
-        <w:t xml:space="preserve"> </w:t>
-      </w:r>
-      <w:r>
-        <w:rPr>
-          <w:rFonts w:ascii="Times New Roman" w:eastAsia="Times New Roman" w:hAnsi="Times New Roman" w:cs="Times New Roman" w:hint="cs"/>
-          <w:rtl/>
-        </w:rPr>
-        <w:t>בְּשָׂמִים</w:t>
-      </w:r>
-      <w:r>
-        <w:rPr>
-          <w:rFonts w:ascii="Times New Roman" w:eastAsia="Times New Roman" w:hAnsi="Times New Roman" w:cs="Times New Roman"/>
-          <w:rtl/>
-        </w:rPr>
-        <w:t xml:space="preserve"> </w:t>
-      </w:r>
-      <w:r>
-        <w:rPr>
-          <w:rFonts w:ascii="Times New Roman" w:eastAsia="Times New Roman" w:hAnsi="Times New Roman" w:cs="Times New Roman" w:hint="cs"/>
-          <w:rtl/>
-        </w:rPr>
-        <w:t>רֹאשׁ</w:t>
-      </w:r>
-      <w:r>
-        <w:rPr>
-          <w:rFonts w:ascii="Times New Roman" w:eastAsia="Times New Roman" w:hAnsi="Times New Roman" w:cs="Times New Roman"/>
-          <w:rtl/>
-        </w:rPr>
-        <w:t xml:space="preserve"> </w:t>
-      </w:r>
-      <w:r>
-        <w:rPr>
-          <w:rFonts w:ascii="Times New Roman" w:eastAsia="Times New Roman" w:hAnsi="Times New Roman" w:cs="Times New Roman" w:hint="cs"/>
-          <w:rtl/>
-        </w:rPr>
-        <w:t>מׇר דְּרוֹר</w:t>
-      </w:r>
-      <w:r>
-        <w:rPr>
-          <w:rFonts w:ascii="Times New Roman" w:eastAsia="Times New Roman" w:hAnsi="Times New Roman" w:cs="Times New Roman"/>
-        </w:rPr>
-        <w:t xml:space="preserve">. </w:t>
-      </w:r>
-      <w:r>
-        <w:rPr>
-          <w:rFonts w:ascii="Times New Roman" w:eastAsia="Times New Roman" w:hAnsi="Times New Roman" w:cs="Times New Roman"/>
-        </w:rPr>
-        <w:t xml:space="preserve">And the </w:t>
+        <w:t>T</w:t>
+      </w:r>
+      <w:r>
+        <w:rPr>
+          <w:rFonts w:ascii="Times New Roman" w:eastAsia="Times New Roman" w:hAnsi="Times New Roman" w:cs="Times New Roman"/>
+        </w:rPr>
+        <w:t xml:space="preserve">he </w:t>
       </w:r>
       <w:r>
         <w:rPr>
@@ -1354,7 +1382,7 @@
         <w:rPr>
           <w:rFonts w:ascii="Times New Roman" w:eastAsia="Times New Roman" w:hAnsi="Times New Roman" w:cs="Times New Roman"/>
         </w:rPr>
-        <w:t xml:space="preserve"> Greenwald later said, “I used this story for a very valuable purpose - it wasn</w:t>
+        <w:t xml:space="preserve"> Greenwald later said, “I used this story for a valuable purpose - it wasn</w:t>
       </w:r>
       <w:r>
         <w:rPr>

--- a/Files/06 - Yom Tov/19 - Purim/5783/Story Purim 5783/Story Purim 5783.docx
+++ b/Files/06 - Yom Tov/19 - Purim/5783/Story Purim 5783/Story Purim 5783.docx
@@ -772,7 +772,7 @@
           <w:rFonts w:ascii="Times New Roman" w:eastAsia="Times New Roman" w:hAnsi="Times New Roman" w:cs="Times New Roman"/>
           <w:rtl/>
         </w:rPr>
-        <w:t>חז"ל</w:t>
+        <w:t>חז״ל</w:t>
       </w:r>
       <w:r>
         <w:rPr>
@@ -798,7 +798,7 @@
           <w:rFonts w:ascii="Times New Roman" w:eastAsia="Times New Roman" w:hAnsi="Times New Roman" w:cs="Times New Roman"/>
           <w:rtl/>
         </w:rPr>
-        <w:t>"</w:t>
+        <w:t>״</w:t>
       </w:r>
       <w:r>
         <w:rPr>

--- a/Files/06 - Yom Tov/19 - Purim/5783/Story Purim 5783/Story Purim 5783.docx
+++ b/Files/06 - Yom Tov/19 - Purim/5783/Story Purim 5783/Story Purim 5783.docx
@@ -772,7 +772,7 @@
           <w:rFonts w:ascii="Times New Roman" w:eastAsia="Times New Roman" w:hAnsi="Times New Roman" w:cs="Times New Roman"/>
           <w:rtl/>
         </w:rPr>
-        <w:t>חז״ל</w:t>
+        <w:t>חז"ל</w:t>
       </w:r>
       <w:r>
         <w:rPr>
@@ -798,7 +798,7 @@
           <w:rFonts w:ascii="Times New Roman" w:eastAsia="Times New Roman" w:hAnsi="Times New Roman" w:cs="Times New Roman"/>
           <w:rtl/>
         </w:rPr>
-        <w:t>״</w:t>
+        <w:t>"</w:t>
       </w:r>
       <w:r>
         <w:rPr>
@@ -1621,7 +1621,7 @@
         <w:rPr>
           <w:rFonts w:ascii="Times New Roman" w:eastAsia="Times New Roman" w:hAnsi="Times New Roman" w:cs="Times New Roman"/>
         </w:rPr>
-        <w:t xml:space="preserve"> And then, she left.”</w:t>
+        <w:t xml:space="preserve"> And then she left.”</w:t>
       </w:r>
     </w:p>
     <w:p>

--- a/Files/06 - Yom Tov/19 - Purim/5783/Story Purim 5783/Story Purim 5783.docx
+++ b/Files/06 - Yom Tov/19 - Purim/5783/Story Purim 5783/Story Purim 5783.docx
@@ -169,7 +169,13 @@
         <w:rPr>
           <w:rFonts w:ascii="Times New Roman" w:eastAsia="Times New Roman" w:hAnsi="Times New Roman" w:cs="Times New Roman"/>
         </w:rPr>
-        <w:t xml:space="preserve"> has many codes, as it is well known, hidden in the </w:t>
+        <w:t xml:space="preserve"> has many codes</w:t>
+      </w:r>
+      <w:r>
+        <w:rPr>
+          <w:rFonts w:ascii="Times New Roman" w:eastAsia="Times New Roman" w:hAnsi="Times New Roman" w:cs="Times New Roman"/>
+        </w:rPr>
+        <w:t xml:space="preserve"> hidden in the </w:t>
       </w:r>
       <w:r>
         <w:rPr>
@@ -177,6 +183,18 @@
           <w:rtl/>
         </w:rPr>
         <w:t>תורה</w:t>
+      </w:r>
+      <w:r>
+        <w:rPr>
+          <w:rFonts w:ascii="Times New Roman" w:eastAsia="Times New Roman" w:hAnsi="Times New Roman" w:cs="Times New Roman"/>
+        </w:rPr>
+        <w:t xml:space="preserve">, as </w:t>
+      </w:r>
+      <w:r>
+        <w:rPr>
+          <w:rFonts w:ascii="Times New Roman" w:eastAsia="Times New Roman" w:hAnsi="Times New Roman" w:cs="Times New Roman"/>
+        </w:rPr>
+        <w:t>is well known</w:t>
       </w:r>
       <w:r>
         <w:rPr>
@@ -1483,7 +1501,7 @@
         <w:rPr>
           <w:rFonts w:ascii="Times New Roman" w:eastAsia="Times New Roman" w:hAnsi="Times New Roman" w:cs="Times New Roman"/>
         </w:rPr>
-        <w:t>. She insisted it was impossible to accept. I was racking my brains, trying to think of what to say, and suddenly, I remembered R</w:t>
+        <w:t>. She insisted it was impossible to accept. I was racking my brain, trying to think of what to say, and suddenly, I remembered R</w:t>
       </w:r>
       <w:r>
         <w:rPr>
@@ -1988,7 +2006,7 @@
         <w:rPr>
           <w:rFonts w:ascii="Times New Roman" w:eastAsia="Times New Roman" w:hAnsi="Times New Roman" w:cs="Times New Roman"/>
         </w:rPr>
-        <w:t xml:space="preserve"> I ever read. I made many copies of that story. </w:t>
+        <w:t xml:space="preserve"> I ever read. </w:t>
       </w:r>
       <w:r>
         <w:rPr>

--- a/Files/06 - Yom Tov/19 - Purim/5783/Story Purim 5783/Story Purim 5783.docx
+++ b/Files/06 - Yom Tov/19 - Purim/5783/Story Purim 5783/Story Purim 5783.docx
@@ -790,7 +790,7 @@
           <w:rFonts w:ascii="Times New Roman" w:eastAsia="Times New Roman" w:hAnsi="Times New Roman" w:cs="Times New Roman"/>
           <w:rtl/>
         </w:rPr>
-        <w:t>חז"ל</w:t>
+        <w:t>חז״ל</w:t>
       </w:r>
       <w:r>
         <w:rPr>
@@ -816,7 +816,7 @@
           <w:rFonts w:ascii="Times New Roman" w:eastAsia="Times New Roman" w:hAnsi="Times New Roman" w:cs="Times New Roman"/>
           <w:rtl/>
         </w:rPr>
-        <w:t>"</w:t>
+        <w:t>״</w:t>
       </w:r>
       <w:r>
         <w:rPr>
